--- a/6-过程管理/流程制度规范类文件/HXDL-ITSS-0609-容量管理制度.docx
+++ b/6-过程管理/流程制度规范类文件/HXDL-ITSS-0609-容量管理制度.docx
@@ -24,7 +24,7 @@
           <w:lang w:val="en-US" w:eastAsia="zh-CN"/>
         </w:rPr>
       </w:pPr>
-      <w:bookmarkStart w:id="0" w:name="_Toc4365"/>
+      <w:bookmarkStart w:id="0" w:name="_Toc31229"/>
       <w:bookmarkStart w:id="1" w:name="heading_2"/>
       <w:r>
         <w:rPr>
@@ -109,7 +109,7 @@
           <w:lang w:val="en-US" w:eastAsia="zh-CN"/>
         </w:rPr>
       </w:pPr>
-      <w:bookmarkStart w:id="2" w:name="_Toc3876"/>
+      <w:bookmarkStart w:id="2" w:name="_Toc6559"/>
       <w:r>
         <w:rPr>
           <w:rFonts w:hint="eastAsia"/>
@@ -141,7 +141,7 @@
           <w:lang w:val="en-US" w:eastAsia="zh-CN"/>
         </w:rPr>
       </w:pPr>
-      <w:bookmarkStart w:id="3" w:name="_Toc21771"/>
+      <w:bookmarkStart w:id="3" w:name="_Toc5544"/>
       <w:r>
         <w:rPr>
           <w:rFonts w:hint="eastAsia"/>
@@ -545,6 +545,1499 @@
     </w:tbl>
     <w:p>
       <w:pPr>
+        <w:keepNext w:val="0"/>
+        <w:keepLines w:val="0"/>
+        <w:pageBreakBefore w:val="0"/>
+        <w:widowControl w:val="0"/>
+        <w:kinsoku w:val="0"/>
+        <w:wordWrap/>
+        <w:overflowPunct/>
+        <w:topLinePunct w:val="0"/>
+        <w:autoSpaceDE w:val="0"/>
+        <w:autoSpaceDN w:val="0"/>
+        <w:bidi w:val="0"/>
+        <w:adjustRightInd w:val="0"/>
+        <w:snapToGrid w:val="0"/>
+        <w:spacing w:before="98" w:line="220" w:lineRule="auto"/>
+        <w:ind w:left="3195"/>
+        <w:textAlignment w:val="baseline"/>
+        <w:outlineLvl w:val="0"/>
+        <w:rPr>
+          <w:rFonts w:ascii="宋体" w:hAnsi="宋体" w:eastAsia="宋体" w:cs="宋体"/>
+          <w:sz w:val="30"/>
+          <w:szCs w:val="30"/>
+        </w:rPr>
+      </w:pPr>
+      <w:r>
+        <w:rPr>
+          <w:rFonts w:hint="default"/>
+          <w:lang w:val="en-US" w:eastAsia="zh-CN"/>
+        </w:rPr>
+        <w:br w:type="page"/>
+      </w:r>
+      <w:bookmarkStart w:id="4" w:name="_Toc15775"/>
+      <w:bookmarkStart w:id="5" w:name="_Toc18525"/>
+      <w:bookmarkStart w:id="6" w:name="_Toc4594"/>
+      <w:r>
+        <w:rPr>
+          <w:rFonts w:ascii="宋体" w:hAnsi="宋体" w:eastAsia="宋体" w:cs="宋体"/>
+          <w:b/>
+          <w:bCs/>
+          <w:spacing w:val="-4"/>
+          <w:sz w:val="30"/>
+          <w:szCs w:val="30"/>
+        </w:rPr>
+        <w:t>文件编制和变更履历</w:t>
+      </w:r>
+      <w:bookmarkEnd w:id="4"/>
+      <w:bookmarkEnd w:id="5"/>
+      <w:bookmarkEnd w:id="6"/>
+    </w:p>
+    <w:tbl>
+      <w:tblPr>
+        <w:tblStyle w:val="59"/>
+        <w:tblW w:w="9005" w:type="dxa"/>
+        <w:tblInd w:w="34" w:type="dxa"/>
+        <w:tblBorders>
+          <w:top w:val="single" w:color="000000" w:sz="6" w:space="0"/>
+          <w:left w:val="single" w:color="000000" w:sz="6" w:space="0"/>
+          <w:bottom w:val="single" w:color="000000" w:sz="6" w:space="0"/>
+          <w:right w:val="single" w:color="000000" w:sz="6" w:space="0"/>
+          <w:insideH w:val="single" w:color="000000" w:sz="6" w:space="0"/>
+          <w:insideV w:val="single" w:color="000000" w:sz="6" w:space="0"/>
+        </w:tblBorders>
+        <w:tblLayout w:type="fixed"/>
+        <w:tblCellMar>
+          <w:top w:w="0" w:type="dxa"/>
+          <w:left w:w="0" w:type="dxa"/>
+          <w:bottom w:w="0" w:type="dxa"/>
+          <w:right w:w="0" w:type="dxa"/>
+        </w:tblCellMar>
+      </w:tblPr>
+      <w:tblGrid>
+        <w:gridCol w:w="845"/>
+        <w:gridCol w:w="881"/>
+        <w:gridCol w:w="1274"/>
+        <w:gridCol w:w="957"/>
+        <w:gridCol w:w="1377"/>
+        <w:gridCol w:w="1017"/>
+        <w:gridCol w:w="1271"/>
+        <w:gridCol w:w="1383"/>
+      </w:tblGrid>
+      <w:tr>
+        <w:tblPrEx>
+          <w:tblBorders>
+            <w:top w:val="single" w:color="000000" w:sz="6" w:space="0"/>
+            <w:left w:val="single" w:color="000000" w:sz="6" w:space="0"/>
+            <w:bottom w:val="single" w:color="000000" w:sz="6" w:space="0"/>
+            <w:right w:val="single" w:color="000000" w:sz="6" w:space="0"/>
+            <w:insideH w:val="single" w:color="000000" w:sz="6" w:space="0"/>
+            <w:insideV w:val="single" w:color="000000" w:sz="6" w:space="0"/>
+          </w:tblBorders>
+          <w:tblCellMar>
+            <w:top w:w="0" w:type="dxa"/>
+            <w:left w:w="0" w:type="dxa"/>
+            <w:bottom w:w="0" w:type="dxa"/>
+            <w:right w:w="0" w:type="dxa"/>
+          </w:tblCellMar>
+        </w:tblPrEx>
+        <w:trPr>
+          <w:trHeight w:val="489" w:hRule="atLeast"/>
+        </w:trPr>
+        <w:tc>
+          <w:tcPr>
+            <w:tcW w:w="845" w:type="dxa"/>
+            <w:vMerge w:val="restart"/>
+            <w:tcBorders>
+              <w:top w:val="single" w:color="000000" w:sz="10" w:space="0"/>
+              <w:left w:val="single" w:color="000000" w:sz="10" w:space="0"/>
+              <w:bottom w:val="nil"/>
+            </w:tcBorders>
+            <w:shd w:val="clear" w:color="auto" w:fill="D9D9D9"/>
+          </w:tcPr>
+          <w:p>
+            <w:pPr>
+              <w:keepNext w:val="0"/>
+              <w:keepLines w:val="0"/>
+              <w:pageBreakBefore w:val="0"/>
+              <w:widowControl w:val="0"/>
+              <w:kinsoku w:val="0"/>
+              <w:wordWrap/>
+              <w:overflowPunct/>
+              <w:topLinePunct w:val="0"/>
+              <w:autoSpaceDE w:val="0"/>
+              <w:autoSpaceDN w:val="0"/>
+              <w:bidi w:val="0"/>
+              <w:adjustRightInd w:val="0"/>
+              <w:snapToGrid w:val="0"/>
+              <w:spacing w:line="350" w:lineRule="auto"/>
+              <w:textAlignment w:val="baseline"/>
+              <w:rPr>
+                <w:rFonts w:ascii="Arial"/>
+                <w:sz w:val="21"/>
+              </w:rPr>
+            </w:pPr>
+          </w:p>
+          <w:p>
+            <w:pPr>
+              <w:keepNext w:val="0"/>
+              <w:keepLines w:val="0"/>
+              <w:pageBreakBefore w:val="0"/>
+              <w:widowControl w:val="0"/>
+              <w:kinsoku w:val="0"/>
+              <w:wordWrap/>
+              <w:overflowPunct/>
+              <w:topLinePunct w:val="0"/>
+              <w:autoSpaceDE w:val="0"/>
+              <w:autoSpaceDN w:val="0"/>
+              <w:bidi w:val="0"/>
+              <w:adjustRightInd w:val="0"/>
+              <w:snapToGrid w:val="0"/>
+              <w:spacing w:before="78" w:line="219" w:lineRule="auto"/>
+              <w:ind w:left="172"/>
+              <w:textAlignment w:val="baseline"/>
+              <w:rPr>
+                <w:rFonts w:ascii="宋体" w:hAnsi="宋体" w:eastAsia="宋体" w:cs="宋体"/>
+                <w:sz w:val="24"/>
+                <w:szCs w:val="24"/>
+              </w:rPr>
+            </w:pPr>
+            <w:r>
+              <w:rPr>
+                <w:rFonts w:ascii="宋体" w:hAnsi="宋体" w:eastAsia="宋体" w:cs="宋体"/>
+                <w:b/>
+                <w:bCs/>
+                <w:spacing w:val="-5"/>
+                <w:sz w:val="24"/>
+                <w:szCs w:val="24"/>
+              </w:rPr>
+              <w:t>版本</w:t>
+            </w:r>
+          </w:p>
+        </w:tc>
+        <w:tc>
+          <w:tcPr>
+            <w:tcW w:w="2155" w:type="dxa"/>
+            <w:gridSpan w:val="2"/>
+            <w:tcBorders>
+              <w:top w:val="single" w:color="000000" w:sz="10" w:space="0"/>
+            </w:tcBorders>
+            <w:shd w:val="clear" w:color="auto" w:fill="D9D9D9"/>
+          </w:tcPr>
+          <w:p>
+            <w:pPr>
+              <w:keepNext w:val="0"/>
+              <w:keepLines w:val="0"/>
+              <w:pageBreakBefore w:val="0"/>
+              <w:widowControl w:val="0"/>
+              <w:kinsoku w:val="0"/>
+              <w:wordWrap/>
+              <w:overflowPunct/>
+              <w:topLinePunct w:val="0"/>
+              <w:autoSpaceDE w:val="0"/>
+              <w:autoSpaceDN w:val="0"/>
+              <w:bidi w:val="0"/>
+              <w:adjustRightInd w:val="0"/>
+              <w:snapToGrid w:val="0"/>
+              <w:spacing w:before="181" w:line="220" w:lineRule="auto"/>
+              <w:ind w:left="528"/>
+              <w:textAlignment w:val="baseline"/>
+              <w:rPr>
+                <w:rFonts w:ascii="宋体" w:hAnsi="宋体" w:eastAsia="宋体" w:cs="宋体"/>
+                <w:sz w:val="24"/>
+                <w:szCs w:val="24"/>
+              </w:rPr>
+            </w:pPr>
+            <w:r>
+              <w:rPr>
+                <w:rFonts w:ascii="宋体" w:hAnsi="宋体" w:eastAsia="宋体" w:cs="宋体"/>
+                <w:b/>
+                <w:bCs/>
+                <w:spacing w:val="-4"/>
+                <w:sz w:val="24"/>
+                <w:szCs w:val="24"/>
+              </w:rPr>
+              <w:t>编制/更改</w:t>
+            </w:r>
+          </w:p>
+        </w:tc>
+        <w:tc>
+          <w:tcPr>
+            <w:tcW w:w="2334" w:type="dxa"/>
+            <w:gridSpan w:val="2"/>
+            <w:tcBorders>
+              <w:top w:val="single" w:color="000000" w:sz="10" w:space="0"/>
+            </w:tcBorders>
+            <w:shd w:val="clear" w:color="auto" w:fill="D9D9D9"/>
+          </w:tcPr>
+          <w:p>
+            <w:pPr>
+              <w:keepNext w:val="0"/>
+              <w:keepLines w:val="0"/>
+              <w:pageBreakBefore w:val="0"/>
+              <w:widowControl w:val="0"/>
+              <w:kinsoku w:val="0"/>
+              <w:wordWrap/>
+              <w:overflowPunct/>
+              <w:topLinePunct w:val="0"/>
+              <w:autoSpaceDE w:val="0"/>
+              <w:autoSpaceDN w:val="0"/>
+              <w:bidi w:val="0"/>
+              <w:adjustRightInd w:val="0"/>
+              <w:snapToGrid w:val="0"/>
+              <w:spacing w:before="181" w:line="219" w:lineRule="auto"/>
+              <w:ind w:left="927"/>
+              <w:textAlignment w:val="baseline"/>
+              <w:rPr>
+                <w:rFonts w:ascii="宋体" w:hAnsi="宋体" w:eastAsia="宋体" w:cs="宋体"/>
+                <w:sz w:val="24"/>
+                <w:szCs w:val="24"/>
+              </w:rPr>
+            </w:pPr>
+            <w:r>
+              <w:rPr>
+                <w:rFonts w:ascii="宋体" w:hAnsi="宋体" w:eastAsia="宋体" w:cs="宋体"/>
+                <w:b/>
+                <w:bCs/>
+                <w:spacing w:val="-6"/>
+                <w:sz w:val="24"/>
+                <w:szCs w:val="24"/>
+              </w:rPr>
+              <w:t>发布</w:t>
+            </w:r>
+          </w:p>
+        </w:tc>
+        <w:tc>
+          <w:tcPr>
+            <w:tcW w:w="2288" w:type="dxa"/>
+            <w:gridSpan w:val="2"/>
+            <w:tcBorders>
+              <w:top w:val="single" w:color="000000" w:sz="10" w:space="0"/>
+            </w:tcBorders>
+            <w:shd w:val="clear" w:color="auto" w:fill="D9D9D9"/>
+          </w:tcPr>
+          <w:p>
+            <w:pPr>
+              <w:keepNext w:val="0"/>
+              <w:keepLines w:val="0"/>
+              <w:pageBreakBefore w:val="0"/>
+              <w:widowControl w:val="0"/>
+              <w:kinsoku w:val="0"/>
+              <w:wordWrap/>
+              <w:overflowPunct/>
+              <w:topLinePunct w:val="0"/>
+              <w:autoSpaceDE w:val="0"/>
+              <w:autoSpaceDN w:val="0"/>
+              <w:bidi w:val="0"/>
+              <w:adjustRightInd w:val="0"/>
+              <w:snapToGrid w:val="0"/>
+              <w:spacing w:before="181" w:line="220" w:lineRule="auto"/>
+              <w:ind w:left="911"/>
+              <w:textAlignment w:val="baseline"/>
+              <w:rPr>
+                <w:rFonts w:ascii="宋体" w:hAnsi="宋体" w:eastAsia="宋体" w:cs="宋体"/>
+                <w:sz w:val="24"/>
+                <w:szCs w:val="24"/>
+              </w:rPr>
+            </w:pPr>
+            <w:r>
+              <w:rPr>
+                <w:rFonts w:ascii="宋体" w:hAnsi="宋体" w:eastAsia="宋体" w:cs="宋体"/>
+                <w:b/>
+                <w:bCs/>
+                <w:spacing w:val="-6"/>
+                <w:sz w:val="24"/>
+                <w:szCs w:val="24"/>
+              </w:rPr>
+              <w:t>实施</w:t>
+            </w:r>
+          </w:p>
+        </w:tc>
+        <w:tc>
+          <w:tcPr>
+            <w:tcW w:w="1383" w:type="dxa"/>
+            <w:vMerge w:val="restart"/>
+            <w:tcBorders>
+              <w:top w:val="single" w:color="000000" w:sz="10" w:space="0"/>
+              <w:bottom w:val="nil"/>
+              <w:right w:val="single" w:color="000000" w:sz="10" w:space="0"/>
+            </w:tcBorders>
+            <w:shd w:val="clear" w:color="auto" w:fill="D9D9D9"/>
+          </w:tcPr>
+          <w:p>
+            <w:pPr>
+              <w:keepNext w:val="0"/>
+              <w:keepLines w:val="0"/>
+              <w:pageBreakBefore w:val="0"/>
+              <w:widowControl w:val="0"/>
+              <w:kinsoku w:val="0"/>
+              <w:wordWrap/>
+              <w:overflowPunct/>
+              <w:topLinePunct w:val="0"/>
+              <w:autoSpaceDE w:val="0"/>
+              <w:autoSpaceDN w:val="0"/>
+              <w:bidi w:val="0"/>
+              <w:adjustRightInd w:val="0"/>
+              <w:snapToGrid w:val="0"/>
+              <w:spacing w:line="350" w:lineRule="auto"/>
+              <w:textAlignment w:val="baseline"/>
+              <w:rPr>
+                <w:rFonts w:ascii="Arial"/>
+                <w:sz w:val="21"/>
+              </w:rPr>
+            </w:pPr>
+          </w:p>
+          <w:p>
+            <w:pPr>
+              <w:keepNext w:val="0"/>
+              <w:keepLines w:val="0"/>
+              <w:pageBreakBefore w:val="0"/>
+              <w:widowControl w:val="0"/>
+              <w:kinsoku w:val="0"/>
+              <w:wordWrap/>
+              <w:overflowPunct/>
+              <w:topLinePunct w:val="0"/>
+              <w:autoSpaceDE w:val="0"/>
+              <w:autoSpaceDN w:val="0"/>
+              <w:bidi w:val="0"/>
+              <w:adjustRightInd w:val="0"/>
+              <w:snapToGrid w:val="0"/>
+              <w:spacing w:before="78" w:line="220" w:lineRule="auto"/>
+              <w:ind w:left="217"/>
+              <w:textAlignment w:val="baseline"/>
+              <w:rPr>
+                <w:rFonts w:ascii="宋体" w:hAnsi="宋体" w:eastAsia="宋体" w:cs="宋体"/>
+                <w:sz w:val="24"/>
+                <w:szCs w:val="24"/>
+              </w:rPr>
+            </w:pPr>
+            <w:r>
+              <w:rPr>
+                <w:rFonts w:ascii="宋体" w:hAnsi="宋体" w:eastAsia="宋体" w:cs="宋体"/>
+                <w:b/>
+                <w:bCs/>
+                <w:spacing w:val="-5"/>
+                <w:sz w:val="24"/>
+                <w:szCs w:val="24"/>
+              </w:rPr>
+              <w:t>更改记录</w:t>
+            </w:r>
+          </w:p>
+        </w:tc>
+      </w:tr>
+      <w:tr>
+        <w:tblPrEx>
+          <w:tblBorders>
+            <w:top w:val="single" w:color="000000" w:sz="6" w:space="0"/>
+            <w:left w:val="single" w:color="000000" w:sz="6" w:space="0"/>
+            <w:bottom w:val="single" w:color="000000" w:sz="6" w:space="0"/>
+            <w:right w:val="single" w:color="000000" w:sz="6" w:space="0"/>
+            <w:insideH w:val="single" w:color="000000" w:sz="6" w:space="0"/>
+            <w:insideV w:val="single" w:color="000000" w:sz="6" w:space="0"/>
+          </w:tblBorders>
+          <w:tblCellMar>
+            <w:top w:w="0" w:type="dxa"/>
+            <w:left w:w="0" w:type="dxa"/>
+            <w:bottom w:w="0" w:type="dxa"/>
+            <w:right w:w="0" w:type="dxa"/>
+          </w:tblCellMar>
+        </w:tblPrEx>
+        <w:trPr>
+          <w:trHeight w:val="479" w:hRule="atLeast"/>
+        </w:trPr>
+        <w:tc>
+          <w:tcPr>
+            <w:tcW w:w="845" w:type="dxa"/>
+            <w:vMerge w:val="continue"/>
+            <w:tcBorders>
+              <w:top w:val="nil"/>
+              <w:left w:val="single" w:color="000000" w:sz="10" w:space="0"/>
+            </w:tcBorders>
+          </w:tcPr>
+          <w:p>
+            <w:pPr>
+              <w:keepNext w:val="0"/>
+              <w:keepLines w:val="0"/>
+              <w:pageBreakBefore w:val="0"/>
+              <w:widowControl w:val="0"/>
+              <w:kinsoku w:val="0"/>
+              <w:wordWrap/>
+              <w:overflowPunct/>
+              <w:topLinePunct w:val="0"/>
+              <w:autoSpaceDE w:val="0"/>
+              <w:autoSpaceDN w:val="0"/>
+              <w:bidi w:val="0"/>
+              <w:adjustRightInd w:val="0"/>
+              <w:snapToGrid w:val="0"/>
+              <w:textAlignment w:val="baseline"/>
+              <w:rPr>
+                <w:rFonts w:ascii="Arial"/>
+                <w:sz w:val="21"/>
+              </w:rPr>
+            </w:pPr>
+          </w:p>
+        </w:tc>
+        <w:tc>
+          <w:tcPr>
+            <w:tcW w:w="881" w:type="dxa"/>
+            <w:shd w:val="clear" w:color="auto" w:fill="D9D9D9"/>
+          </w:tcPr>
+          <w:p>
+            <w:pPr>
+              <w:keepNext w:val="0"/>
+              <w:keepLines w:val="0"/>
+              <w:pageBreakBefore w:val="0"/>
+              <w:widowControl w:val="0"/>
+              <w:kinsoku w:val="0"/>
+              <w:wordWrap/>
+              <w:overflowPunct/>
+              <w:topLinePunct w:val="0"/>
+              <w:autoSpaceDE w:val="0"/>
+              <w:autoSpaceDN w:val="0"/>
+              <w:bidi w:val="0"/>
+              <w:adjustRightInd w:val="0"/>
+              <w:snapToGrid w:val="0"/>
+              <w:spacing w:before="177" w:line="220" w:lineRule="auto"/>
+              <w:ind w:left="191"/>
+              <w:textAlignment w:val="baseline"/>
+              <w:rPr>
+                <w:rFonts w:ascii="宋体" w:hAnsi="宋体" w:eastAsia="宋体" w:cs="宋体"/>
+                <w:sz w:val="24"/>
+                <w:szCs w:val="24"/>
+              </w:rPr>
+            </w:pPr>
+            <w:r>
+              <w:rPr>
+                <w:rFonts w:ascii="宋体" w:hAnsi="宋体" w:eastAsia="宋体" w:cs="宋体"/>
+                <w:b/>
+                <w:bCs/>
+                <w:spacing w:val="-5"/>
+                <w:sz w:val="24"/>
+                <w:szCs w:val="24"/>
+              </w:rPr>
+              <w:t>作者</w:t>
+            </w:r>
+          </w:p>
+        </w:tc>
+        <w:tc>
+          <w:tcPr>
+            <w:tcW w:w="1274" w:type="dxa"/>
+            <w:shd w:val="clear" w:color="auto" w:fill="D9D9D9"/>
+          </w:tcPr>
+          <w:p>
+            <w:pPr>
+              <w:keepNext w:val="0"/>
+              <w:keepLines w:val="0"/>
+              <w:pageBreakBefore w:val="0"/>
+              <w:widowControl w:val="0"/>
+              <w:kinsoku w:val="0"/>
+              <w:wordWrap/>
+              <w:overflowPunct/>
+              <w:topLinePunct w:val="0"/>
+              <w:autoSpaceDE w:val="0"/>
+              <w:autoSpaceDN w:val="0"/>
+              <w:bidi w:val="0"/>
+              <w:adjustRightInd w:val="0"/>
+              <w:snapToGrid w:val="0"/>
+              <w:spacing w:before="177" w:line="220" w:lineRule="auto"/>
+              <w:ind w:left="430"/>
+              <w:textAlignment w:val="baseline"/>
+              <w:rPr>
+                <w:rFonts w:ascii="宋体" w:hAnsi="宋体" w:eastAsia="宋体" w:cs="宋体"/>
+                <w:sz w:val="24"/>
+                <w:szCs w:val="24"/>
+              </w:rPr>
+            </w:pPr>
+            <w:r>
+              <w:rPr>
+                <w:rFonts w:ascii="宋体" w:hAnsi="宋体" w:eastAsia="宋体" w:cs="宋体"/>
+                <w:b/>
+                <w:bCs/>
+                <w:spacing w:val="-15"/>
+                <w:sz w:val="24"/>
+                <w:szCs w:val="24"/>
+              </w:rPr>
+              <w:t>日期</w:t>
+            </w:r>
+          </w:p>
+        </w:tc>
+        <w:tc>
+          <w:tcPr>
+            <w:tcW w:w="957" w:type="dxa"/>
+            <w:shd w:val="clear" w:color="auto" w:fill="D9D9D9"/>
+          </w:tcPr>
+          <w:p>
+            <w:pPr>
+              <w:keepNext w:val="0"/>
+              <w:keepLines w:val="0"/>
+              <w:pageBreakBefore w:val="0"/>
+              <w:widowControl w:val="0"/>
+              <w:kinsoku w:val="0"/>
+              <w:wordWrap/>
+              <w:overflowPunct/>
+              <w:topLinePunct w:val="0"/>
+              <w:autoSpaceDE w:val="0"/>
+              <w:autoSpaceDN w:val="0"/>
+              <w:bidi w:val="0"/>
+              <w:adjustRightInd w:val="0"/>
+              <w:snapToGrid w:val="0"/>
+              <w:spacing w:before="177" w:line="220" w:lineRule="auto"/>
+              <w:ind w:left="244"/>
+              <w:textAlignment w:val="baseline"/>
+              <w:rPr>
+                <w:rFonts w:ascii="宋体" w:hAnsi="宋体" w:eastAsia="宋体" w:cs="宋体"/>
+                <w:sz w:val="24"/>
+                <w:szCs w:val="24"/>
+              </w:rPr>
+            </w:pPr>
+            <w:r>
+              <w:rPr>
+                <w:rFonts w:ascii="宋体" w:hAnsi="宋体" w:eastAsia="宋体" w:cs="宋体"/>
+                <w:b/>
+                <w:bCs/>
+                <w:spacing w:val="-8"/>
+                <w:sz w:val="24"/>
+                <w:szCs w:val="24"/>
+              </w:rPr>
+              <w:t>审核</w:t>
+            </w:r>
+          </w:p>
+        </w:tc>
+        <w:tc>
+          <w:tcPr>
+            <w:tcW w:w="1377" w:type="dxa"/>
+            <w:shd w:val="clear" w:color="auto" w:fill="D9D9D9"/>
+          </w:tcPr>
+          <w:p>
+            <w:pPr>
+              <w:keepNext w:val="0"/>
+              <w:keepLines w:val="0"/>
+              <w:pageBreakBefore w:val="0"/>
+              <w:widowControl w:val="0"/>
+              <w:kinsoku w:val="0"/>
+              <w:wordWrap/>
+              <w:overflowPunct/>
+              <w:topLinePunct w:val="0"/>
+              <w:autoSpaceDE w:val="0"/>
+              <w:autoSpaceDN w:val="0"/>
+              <w:bidi w:val="0"/>
+              <w:adjustRightInd w:val="0"/>
+              <w:snapToGrid w:val="0"/>
+              <w:spacing w:before="177" w:line="220" w:lineRule="auto"/>
+              <w:ind w:left="487"/>
+              <w:textAlignment w:val="baseline"/>
+              <w:rPr>
+                <w:rFonts w:ascii="宋体" w:hAnsi="宋体" w:eastAsia="宋体" w:cs="宋体"/>
+                <w:sz w:val="24"/>
+                <w:szCs w:val="24"/>
+              </w:rPr>
+            </w:pPr>
+            <w:r>
+              <w:rPr>
+                <w:rFonts w:ascii="宋体" w:hAnsi="宋体" w:eastAsia="宋体" w:cs="宋体"/>
+                <w:b/>
+                <w:bCs/>
+                <w:spacing w:val="-15"/>
+                <w:sz w:val="24"/>
+                <w:szCs w:val="24"/>
+              </w:rPr>
+              <w:t>日期</w:t>
+            </w:r>
+          </w:p>
+        </w:tc>
+        <w:tc>
+          <w:tcPr>
+            <w:tcW w:w="1017" w:type="dxa"/>
+            <w:shd w:val="clear" w:color="auto" w:fill="D9D9D9"/>
+          </w:tcPr>
+          <w:p>
+            <w:pPr>
+              <w:keepNext w:val="0"/>
+              <w:keepLines w:val="0"/>
+              <w:pageBreakBefore w:val="0"/>
+              <w:widowControl w:val="0"/>
+              <w:kinsoku w:val="0"/>
+              <w:wordWrap/>
+              <w:overflowPunct/>
+              <w:topLinePunct w:val="0"/>
+              <w:autoSpaceDE w:val="0"/>
+              <w:autoSpaceDN w:val="0"/>
+              <w:bidi w:val="0"/>
+              <w:adjustRightInd w:val="0"/>
+              <w:snapToGrid w:val="0"/>
+              <w:spacing w:before="176" w:line="221" w:lineRule="auto"/>
+              <w:ind w:left="268"/>
+              <w:textAlignment w:val="baseline"/>
+              <w:rPr>
+                <w:rFonts w:ascii="宋体" w:hAnsi="宋体" w:eastAsia="宋体" w:cs="宋体"/>
+                <w:sz w:val="24"/>
+                <w:szCs w:val="24"/>
+              </w:rPr>
+            </w:pPr>
+            <w:r>
+              <w:rPr>
+                <w:rFonts w:ascii="宋体" w:hAnsi="宋体" w:eastAsia="宋体" w:cs="宋体"/>
+                <w:b/>
+                <w:bCs/>
+                <w:spacing w:val="-5"/>
+                <w:sz w:val="24"/>
+                <w:szCs w:val="24"/>
+              </w:rPr>
+              <w:t>批准</w:t>
+            </w:r>
+          </w:p>
+        </w:tc>
+        <w:tc>
+          <w:tcPr>
+            <w:tcW w:w="1271" w:type="dxa"/>
+            <w:shd w:val="clear" w:color="auto" w:fill="D9D9D9"/>
+          </w:tcPr>
+          <w:p>
+            <w:pPr>
+              <w:keepNext w:val="0"/>
+              <w:keepLines w:val="0"/>
+              <w:pageBreakBefore w:val="0"/>
+              <w:widowControl w:val="0"/>
+              <w:kinsoku w:val="0"/>
+              <w:wordWrap/>
+              <w:overflowPunct/>
+              <w:topLinePunct w:val="0"/>
+              <w:autoSpaceDE w:val="0"/>
+              <w:autoSpaceDN w:val="0"/>
+              <w:bidi w:val="0"/>
+              <w:adjustRightInd w:val="0"/>
+              <w:snapToGrid w:val="0"/>
+              <w:spacing w:before="177" w:line="220" w:lineRule="auto"/>
+              <w:ind w:left="441"/>
+              <w:textAlignment w:val="baseline"/>
+              <w:rPr>
+                <w:rFonts w:ascii="宋体" w:hAnsi="宋体" w:eastAsia="宋体" w:cs="宋体"/>
+                <w:sz w:val="24"/>
+                <w:szCs w:val="24"/>
+              </w:rPr>
+            </w:pPr>
+            <w:r>
+              <w:rPr>
+                <w:rFonts w:ascii="宋体" w:hAnsi="宋体" w:eastAsia="宋体" w:cs="宋体"/>
+                <w:b/>
+                <w:bCs/>
+                <w:spacing w:val="-15"/>
+                <w:sz w:val="24"/>
+                <w:szCs w:val="24"/>
+              </w:rPr>
+              <w:t>日期</w:t>
+            </w:r>
+          </w:p>
+        </w:tc>
+        <w:tc>
+          <w:tcPr>
+            <w:tcW w:w="1383" w:type="dxa"/>
+            <w:vMerge w:val="continue"/>
+            <w:tcBorders>
+              <w:top w:val="nil"/>
+              <w:right w:val="single" w:color="000000" w:sz="10" w:space="0"/>
+            </w:tcBorders>
+          </w:tcPr>
+          <w:p>
+            <w:pPr>
+              <w:keepNext w:val="0"/>
+              <w:keepLines w:val="0"/>
+              <w:pageBreakBefore w:val="0"/>
+              <w:widowControl w:val="0"/>
+              <w:kinsoku w:val="0"/>
+              <w:wordWrap/>
+              <w:overflowPunct/>
+              <w:topLinePunct w:val="0"/>
+              <w:autoSpaceDE w:val="0"/>
+              <w:autoSpaceDN w:val="0"/>
+              <w:bidi w:val="0"/>
+              <w:adjustRightInd w:val="0"/>
+              <w:snapToGrid w:val="0"/>
+              <w:textAlignment w:val="baseline"/>
+              <w:rPr>
+                <w:rFonts w:ascii="Arial"/>
+                <w:sz w:val="21"/>
+              </w:rPr>
+            </w:pPr>
+          </w:p>
+        </w:tc>
+      </w:tr>
+      <w:tr>
+        <w:tblPrEx>
+          <w:tblBorders>
+            <w:top w:val="single" w:color="000000" w:sz="6" w:space="0"/>
+            <w:left w:val="single" w:color="000000" w:sz="6" w:space="0"/>
+            <w:bottom w:val="single" w:color="000000" w:sz="6" w:space="0"/>
+            <w:right w:val="single" w:color="000000" w:sz="6" w:space="0"/>
+            <w:insideH w:val="single" w:color="000000" w:sz="6" w:space="0"/>
+            <w:insideV w:val="single" w:color="000000" w:sz="6" w:space="0"/>
+          </w:tblBorders>
+          <w:tblCellMar>
+            <w:top w:w="0" w:type="dxa"/>
+            <w:left w:w="0" w:type="dxa"/>
+            <w:bottom w:w="0" w:type="dxa"/>
+            <w:right w:w="0" w:type="dxa"/>
+          </w:tblCellMar>
+        </w:tblPrEx>
+        <w:trPr>
+          <w:trHeight w:val="651" w:hRule="atLeast"/>
+        </w:trPr>
+        <w:tc>
+          <w:tcPr>
+            <w:tcW w:w="845" w:type="dxa"/>
+            <w:tcBorders>
+              <w:left w:val="single" w:color="000000" w:sz="10" w:space="0"/>
+            </w:tcBorders>
+          </w:tcPr>
+          <w:p>
+            <w:pPr>
+              <w:pStyle w:val="44"/>
+              <w:keepNext w:val="0"/>
+              <w:keepLines w:val="0"/>
+              <w:pageBreakBefore w:val="0"/>
+              <w:widowControl w:val="0"/>
+              <w:kinsoku w:val="0"/>
+              <w:wordWrap/>
+              <w:overflowPunct/>
+              <w:topLinePunct w:val="0"/>
+              <w:autoSpaceDE w:val="0"/>
+              <w:autoSpaceDN w:val="0"/>
+              <w:bidi w:val="0"/>
+              <w:adjustRightInd w:val="0"/>
+              <w:snapToGrid w:val="0"/>
+              <w:spacing w:before="230" w:line="237" w:lineRule="auto"/>
+              <w:ind w:left="195"/>
+              <w:textAlignment w:val="baseline"/>
+            </w:pPr>
+            <w:r>
+              <w:rPr>
+                <w:spacing w:val="-1"/>
+              </w:rPr>
+              <w:t>V1.0</w:t>
+            </w:r>
+          </w:p>
+        </w:tc>
+        <w:tc>
+          <w:tcPr>
+            <w:tcW w:w="881" w:type="dxa"/>
+          </w:tcPr>
+          <w:p>
+            <w:pPr>
+              <w:pStyle w:val="44"/>
+              <w:keepNext w:val="0"/>
+              <w:keepLines w:val="0"/>
+              <w:pageBreakBefore w:val="0"/>
+              <w:widowControl w:val="0"/>
+              <w:kinsoku w:val="0"/>
+              <w:wordWrap/>
+              <w:overflowPunct/>
+              <w:topLinePunct w:val="0"/>
+              <w:autoSpaceDE w:val="0"/>
+              <w:autoSpaceDN w:val="0"/>
+              <w:bidi w:val="0"/>
+              <w:adjustRightInd w:val="0"/>
+              <w:snapToGrid w:val="0"/>
+              <w:spacing w:before="230" w:line="219" w:lineRule="auto"/>
+              <w:ind w:left="125"/>
+              <w:textAlignment w:val="baseline"/>
+            </w:pPr>
+            <w:r>
+              <w:rPr>
+                <w:spacing w:val="-4"/>
+              </w:rPr>
+              <w:t>赵川华</w:t>
+            </w:r>
+          </w:p>
+        </w:tc>
+        <w:tc>
+          <w:tcPr>
+            <w:tcW w:w="1274" w:type="dxa"/>
+          </w:tcPr>
+          <w:p>
+            <w:pPr>
+              <w:pStyle w:val="44"/>
+              <w:keepNext w:val="0"/>
+              <w:keepLines w:val="0"/>
+              <w:pageBreakBefore w:val="0"/>
+              <w:widowControl w:val="0"/>
+              <w:kinsoku w:val="0"/>
+              <w:wordWrap/>
+              <w:overflowPunct/>
+              <w:topLinePunct w:val="0"/>
+              <w:autoSpaceDE w:val="0"/>
+              <w:autoSpaceDN w:val="0"/>
+              <w:bidi w:val="0"/>
+              <w:adjustRightInd w:val="0"/>
+              <w:snapToGrid w:val="0"/>
+              <w:spacing w:before="230" w:line="237" w:lineRule="auto"/>
+              <w:ind w:left="104"/>
+              <w:textAlignment w:val="baseline"/>
+            </w:pPr>
+            <w:r>
+              <w:rPr>
+                <w:spacing w:val="-1"/>
+              </w:rPr>
+              <w:t>2025.7.7</w:t>
+            </w:r>
+          </w:p>
+        </w:tc>
+        <w:tc>
+          <w:tcPr>
+            <w:tcW w:w="957" w:type="dxa"/>
+          </w:tcPr>
+          <w:p>
+            <w:pPr>
+              <w:pStyle w:val="44"/>
+              <w:keepNext w:val="0"/>
+              <w:keepLines w:val="0"/>
+              <w:pageBreakBefore w:val="0"/>
+              <w:widowControl w:val="0"/>
+              <w:kinsoku w:val="0"/>
+              <w:wordWrap/>
+              <w:overflowPunct/>
+              <w:topLinePunct w:val="0"/>
+              <w:autoSpaceDE w:val="0"/>
+              <w:autoSpaceDN w:val="0"/>
+              <w:bidi w:val="0"/>
+              <w:adjustRightInd w:val="0"/>
+              <w:snapToGrid w:val="0"/>
+              <w:spacing w:before="230" w:line="219" w:lineRule="auto"/>
+              <w:ind w:left="168"/>
+              <w:textAlignment w:val="baseline"/>
+            </w:pPr>
+            <w:r>
+              <w:rPr>
+                <w:spacing w:val="-4"/>
+              </w:rPr>
+              <w:t>张智宏</w:t>
+            </w:r>
+          </w:p>
+        </w:tc>
+        <w:tc>
+          <w:tcPr>
+            <w:tcW w:w="1377" w:type="dxa"/>
+          </w:tcPr>
+          <w:p>
+            <w:pPr>
+              <w:pStyle w:val="44"/>
+              <w:keepNext w:val="0"/>
+              <w:keepLines w:val="0"/>
+              <w:pageBreakBefore w:val="0"/>
+              <w:widowControl w:val="0"/>
+              <w:kinsoku w:val="0"/>
+              <w:wordWrap/>
+              <w:overflowPunct/>
+              <w:topLinePunct w:val="0"/>
+              <w:autoSpaceDE w:val="0"/>
+              <w:autoSpaceDN w:val="0"/>
+              <w:bidi w:val="0"/>
+              <w:adjustRightInd w:val="0"/>
+              <w:snapToGrid w:val="0"/>
+              <w:spacing w:before="230" w:line="237" w:lineRule="auto"/>
+              <w:ind w:left="161"/>
+              <w:textAlignment w:val="baseline"/>
+            </w:pPr>
+            <w:r>
+              <w:rPr>
+                <w:spacing w:val="-1"/>
+              </w:rPr>
+              <w:t>2025.7.7</w:t>
+            </w:r>
+          </w:p>
+        </w:tc>
+        <w:tc>
+          <w:tcPr>
+            <w:tcW w:w="1017" w:type="dxa"/>
+          </w:tcPr>
+          <w:p>
+            <w:pPr>
+              <w:pStyle w:val="44"/>
+              <w:keepNext w:val="0"/>
+              <w:keepLines w:val="0"/>
+              <w:pageBreakBefore w:val="0"/>
+              <w:widowControl w:val="0"/>
+              <w:kinsoku w:val="0"/>
+              <w:wordWrap/>
+              <w:overflowPunct/>
+              <w:topLinePunct w:val="0"/>
+              <w:autoSpaceDE w:val="0"/>
+              <w:autoSpaceDN w:val="0"/>
+              <w:bidi w:val="0"/>
+              <w:adjustRightInd w:val="0"/>
+              <w:snapToGrid w:val="0"/>
+              <w:spacing w:before="230" w:line="220" w:lineRule="auto"/>
+              <w:ind w:left="202"/>
+              <w:textAlignment w:val="baseline"/>
+            </w:pPr>
+            <w:r>
+              <w:rPr>
+                <w:spacing w:val="-3"/>
+              </w:rPr>
+              <w:t>陈垒</w:t>
+            </w:r>
+          </w:p>
+        </w:tc>
+        <w:tc>
+          <w:tcPr>
+            <w:tcW w:w="1271" w:type="dxa"/>
+          </w:tcPr>
+          <w:p>
+            <w:pPr>
+              <w:pStyle w:val="44"/>
+              <w:keepNext w:val="0"/>
+              <w:keepLines w:val="0"/>
+              <w:pageBreakBefore w:val="0"/>
+              <w:widowControl w:val="0"/>
+              <w:kinsoku w:val="0"/>
+              <w:wordWrap/>
+              <w:overflowPunct/>
+              <w:topLinePunct w:val="0"/>
+              <w:autoSpaceDE w:val="0"/>
+              <w:autoSpaceDN w:val="0"/>
+              <w:bidi w:val="0"/>
+              <w:adjustRightInd w:val="0"/>
+              <w:snapToGrid w:val="0"/>
+              <w:spacing w:before="230" w:line="237" w:lineRule="auto"/>
+              <w:ind w:left="220"/>
+              <w:textAlignment w:val="baseline"/>
+            </w:pPr>
+            <w:r>
+              <w:rPr>
+                <w:spacing w:val="-1"/>
+              </w:rPr>
+              <w:t>2025.7.7</w:t>
+            </w:r>
+          </w:p>
+        </w:tc>
+        <w:tc>
+          <w:tcPr>
+            <w:tcW w:w="1383" w:type="dxa"/>
+            <w:tcBorders>
+              <w:right w:val="single" w:color="000000" w:sz="10" w:space="0"/>
+            </w:tcBorders>
+          </w:tcPr>
+          <w:p>
+            <w:pPr>
+              <w:pStyle w:val="44"/>
+              <w:keepNext w:val="0"/>
+              <w:keepLines w:val="0"/>
+              <w:pageBreakBefore w:val="0"/>
+              <w:widowControl w:val="0"/>
+              <w:kinsoku w:val="0"/>
+              <w:wordWrap/>
+              <w:overflowPunct/>
+              <w:topLinePunct w:val="0"/>
+              <w:autoSpaceDE w:val="0"/>
+              <w:autoSpaceDN w:val="0"/>
+              <w:bidi w:val="0"/>
+              <w:adjustRightInd w:val="0"/>
+              <w:snapToGrid w:val="0"/>
+              <w:spacing w:before="230" w:line="217" w:lineRule="auto"/>
+              <w:ind w:left="341"/>
+              <w:textAlignment w:val="baseline"/>
+            </w:pPr>
+            <w:r>
+              <w:rPr>
+                <w:spacing w:val="-5"/>
+              </w:rPr>
+              <w:t>首次发布</w:t>
+            </w:r>
+          </w:p>
+        </w:tc>
+      </w:tr>
+      <w:tr>
+        <w:tblPrEx>
+          <w:tblBorders>
+            <w:top w:val="single" w:color="000000" w:sz="6" w:space="0"/>
+            <w:left w:val="single" w:color="000000" w:sz="6" w:space="0"/>
+            <w:bottom w:val="single" w:color="000000" w:sz="6" w:space="0"/>
+            <w:right w:val="single" w:color="000000" w:sz="6" w:space="0"/>
+            <w:insideH w:val="single" w:color="000000" w:sz="6" w:space="0"/>
+            <w:insideV w:val="single" w:color="000000" w:sz="6" w:space="0"/>
+          </w:tblBorders>
+          <w:tblCellMar>
+            <w:top w:w="0" w:type="dxa"/>
+            <w:left w:w="0" w:type="dxa"/>
+            <w:bottom w:w="0" w:type="dxa"/>
+            <w:right w:w="0" w:type="dxa"/>
+          </w:tblCellMar>
+        </w:tblPrEx>
+        <w:trPr>
+          <w:trHeight w:val="485" w:hRule="atLeast"/>
+        </w:trPr>
+        <w:tc>
+          <w:tcPr>
+            <w:tcW w:w="845" w:type="dxa"/>
+            <w:tcBorders>
+              <w:left w:val="single" w:color="000000" w:sz="10" w:space="0"/>
+            </w:tcBorders>
+          </w:tcPr>
+          <w:p>
+            <w:pPr>
+              <w:pStyle w:val="44"/>
+              <w:keepNext w:val="0"/>
+              <w:keepLines w:val="0"/>
+              <w:pageBreakBefore w:val="0"/>
+              <w:widowControl w:val="0"/>
+              <w:kinsoku w:val="0"/>
+              <w:wordWrap/>
+              <w:overflowPunct/>
+              <w:topLinePunct w:val="0"/>
+              <w:autoSpaceDE w:val="0"/>
+              <w:autoSpaceDN w:val="0"/>
+              <w:bidi w:val="0"/>
+              <w:adjustRightInd w:val="0"/>
+              <w:snapToGrid w:val="0"/>
+              <w:spacing w:before="152" w:line="237" w:lineRule="auto"/>
+              <w:ind w:left="195"/>
+              <w:textAlignment w:val="baseline"/>
+            </w:pPr>
+          </w:p>
+        </w:tc>
+        <w:tc>
+          <w:tcPr>
+            <w:tcW w:w="881" w:type="dxa"/>
+          </w:tcPr>
+          <w:p>
+            <w:pPr>
+              <w:pStyle w:val="44"/>
+              <w:keepNext w:val="0"/>
+              <w:keepLines w:val="0"/>
+              <w:pageBreakBefore w:val="0"/>
+              <w:widowControl w:val="0"/>
+              <w:kinsoku w:val="0"/>
+              <w:wordWrap/>
+              <w:overflowPunct/>
+              <w:topLinePunct w:val="0"/>
+              <w:autoSpaceDE w:val="0"/>
+              <w:autoSpaceDN w:val="0"/>
+              <w:bidi w:val="0"/>
+              <w:adjustRightInd w:val="0"/>
+              <w:snapToGrid w:val="0"/>
+              <w:spacing w:before="152" w:line="219" w:lineRule="auto"/>
+              <w:ind w:left="125"/>
+              <w:textAlignment w:val="baseline"/>
+            </w:pPr>
+          </w:p>
+        </w:tc>
+        <w:tc>
+          <w:tcPr>
+            <w:tcW w:w="1274" w:type="dxa"/>
+          </w:tcPr>
+          <w:p>
+            <w:pPr>
+              <w:pStyle w:val="44"/>
+              <w:keepNext w:val="0"/>
+              <w:keepLines w:val="0"/>
+              <w:pageBreakBefore w:val="0"/>
+              <w:widowControl w:val="0"/>
+              <w:kinsoku w:val="0"/>
+              <w:wordWrap/>
+              <w:overflowPunct/>
+              <w:topLinePunct w:val="0"/>
+              <w:autoSpaceDE w:val="0"/>
+              <w:autoSpaceDN w:val="0"/>
+              <w:bidi w:val="0"/>
+              <w:adjustRightInd w:val="0"/>
+              <w:snapToGrid w:val="0"/>
+              <w:spacing w:before="152" w:line="237" w:lineRule="auto"/>
+              <w:ind w:left="210"/>
+              <w:textAlignment w:val="baseline"/>
+            </w:pPr>
+          </w:p>
+        </w:tc>
+        <w:tc>
+          <w:tcPr>
+            <w:tcW w:w="957" w:type="dxa"/>
+          </w:tcPr>
+          <w:p>
+            <w:pPr>
+              <w:pStyle w:val="44"/>
+              <w:keepNext w:val="0"/>
+              <w:keepLines w:val="0"/>
+              <w:pageBreakBefore w:val="0"/>
+              <w:widowControl w:val="0"/>
+              <w:kinsoku w:val="0"/>
+              <w:wordWrap/>
+              <w:overflowPunct/>
+              <w:topLinePunct w:val="0"/>
+              <w:autoSpaceDE w:val="0"/>
+              <w:autoSpaceDN w:val="0"/>
+              <w:bidi w:val="0"/>
+              <w:adjustRightInd w:val="0"/>
+              <w:snapToGrid w:val="0"/>
+              <w:spacing w:before="152" w:line="219" w:lineRule="auto"/>
+              <w:ind w:left="168"/>
+              <w:textAlignment w:val="baseline"/>
+            </w:pPr>
+          </w:p>
+        </w:tc>
+        <w:tc>
+          <w:tcPr>
+            <w:tcW w:w="1377" w:type="dxa"/>
+          </w:tcPr>
+          <w:p>
+            <w:pPr>
+              <w:pStyle w:val="44"/>
+              <w:keepNext w:val="0"/>
+              <w:keepLines w:val="0"/>
+              <w:pageBreakBefore w:val="0"/>
+              <w:widowControl w:val="0"/>
+              <w:kinsoku w:val="0"/>
+              <w:wordWrap/>
+              <w:overflowPunct/>
+              <w:topLinePunct w:val="0"/>
+              <w:autoSpaceDE w:val="0"/>
+              <w:autoSpaceDN w:val="0"/>
+              <w:bidi w:val="0"/>
+              <w:adjustRightInd w:val="0"/>
+              <w:snapToGrid w:val="0"/>
+              <w:spacing w:before="152" w:line="237" w:lineRule="auto"/>
+              <w:ind w:left="267"/>
+              <w:textAlignment w:val="baseline"/>
+            </w:pPr>
+          </w:p>
+        </w:tc>
+        <w:tc>
+          <w:tcPr>
+            <w:tcW w:w="1017" w:type="dxa"/>
+          </w:tcPr>
+          <w:p>
+            <w:pPr>
+              <w:pStyle w:val="44"/>
+              <w:keepNext w:val="0"/>
+              <w:keepLines w:val="0"/>
+              <w:pageBreakBefore w:val="0"/>
+              <w:widowControl w:val="0"/>
+              <w:kinsoku w:val="0"/>
+              <w:wordWrap/>
+              <w:overflowPunct/>
+              <w:topLinePunct w:val="0"/>
+              <w:autoSpaceDE w:val="0"/>
+              <w:autoSpaceDN w:val="0"/>
+              <w:bidi w:val="0"/>
+              <w:adjustRightInd w:val="0"/>
+              <w:snapToGrid w:val="0"/>
+              <w:spacing w:before="152" w:line="220" w:lineRule="auto"/>
+              <w:ind w:left="202"/>
+              <w:textAlignment w:val="baseline"/>
+            </w:pPr>
+          </w:p>
+        </w:tc>
+        <w:tc>
+          <w:tcPr>
+            <w:tcW w:w="1271" w:type="dxa"/>
+          </w:tcPr>
+          <w:p>
+            <w:pPr>
+              <w:pStyle w:val="44"/>
+              <w:keepNext w:val="0"/>
+              <w:keepLines w:val="0"/>
+              <w:pageBreakBefore w:val="0"/>
+              <w:widowControl w:val="0"/>
+              <w:kinsoku w:val="0"/>
+              <w:wordWrap/>
+              <w:overflowPunct/>
+              <w:topLinePunct w:val="0"/>
+              <w:autoSpaceDE w:val="0"/>
+              <w:autoSpaceDN w:val="0"/>
+              <w:bidi w:val="0"/>
+              <w:adjustRightInd w:val="0"/>
+              <w:snapToGrid w:val="0"/>
+              <w:spacing w:before="152" w:line="237" w:lineRule="auto"/>
+              <w:ind w:left="220"/>
+              <w:textAlignment w:val="baseline"/>
+            </w:pPr>
+          </w:p>
+        </w:tc>
+        <w:tc>
+          <w:tcPr>
+            <w:tcW w:w="1383" w:type="dxa"/>
+            <w:tcBorders>
+              <w:right w:val="single" w:color="000000" w:sz="10" w:space="0"/>
+            </w:tcBorders>
+          </w:tcPr>
+          <w:p>
+            <w:pPr>
+              <w:pStyle w:val="44"/>
+              <w:keepNext w:val="0"/>
+              <w:keepLines w:val="0"/>
+              <w:pageBreakBefore w:val="0"/>
+              <w:widowControl w:val="0"/>
+              <w:kinsoku w:val="0"/>
+              <w:wordWrap/>
+              <w:overflowPunct/>
+              <w:topLinePunct w:val="0"/>
+              <w:autoSpaceDE w:val="0"/>
+              <w:autoSpaceDN w:val="0"/>
+              <w:bidi w:val="0"/>
+              <w:adjustRightInd w:val="0"/>
+              <w:snapToGrid w:val="0"/>
+              <w:spacing w:before="152" w:line="219" w:lineRule="auto"/>
+              <w:ind w:left="436"/>
+              <w:textAlignment w:val="baseline"/>
+            </w:pPr>
+          </w:p>
+        </w:tc>
+      </w:tr>
+      <w:tr>
+        <w:tblPrEx>
+          <w:tblBorders>
+            <w:top w:val="single" w:color="000000" w:sz="6" w:space="0"/>
+            <w:left w:val="single" w:color="000000" w:sz="6" w:space="0"/>
+            <w:bottom w:val="single" w:color="000000" w:sz="6" w:space="0"/>
+            <w:right w:val="single" w:color="000000" w:sz="6" w:space="0"/>
+            <w:insideH w:val="single" w:color="000000" w:sz="6" w:space="0"/>
+            <w:insideV w:val="single" w:color="000000" w:sz="6" w:space="0"/>
+          </w:tblBorders>
+          <w:tblCellMar>
+            <w:top w:w="0" w:type="dxa"/>
+            <w:left w:w="0" w:type="dxa"/>
+            <w:bottom w:w="0" w:type="dxa"/>
+            <w:right w:w="0" w:type="dxa"/>
+          </w:tblCellMar>
+        </w:tblPrEx>
+        <w:trPr>
+          <w:trHeight w:val="503" w:hRule="atLeast"/>
+        </w:trPr>
+        <w:tc>
+          <w:tcPr>
+            <w:tcW w:w="845" w:type="dxa"/>
+            <w:tcBorders>
+              <w:left w:val="single" w:color="000000" w:sz="10" w:space="0"/>
+              <w:bottom w:val="single" w:color="000000" w:sz="10" w:space="0"/>
+            </w:tcBorders>
+          </w:tcPr>
+          <w:p>
+            <w:pPr>
+              <w:pStyle w:val="44"/>
+              <w:keepNext w:val="0"/>
+              <w:keepLines w:val="0"/>
+              <w:pageBreakBefore w:val="0"/>
+              <w:widowControl w:val="0"/>
+              <w:kinsoku w:val="0"/>
+              <w:wordWrap/>
+              <w:overflowPunct/>
+              <w:topLinePunct w:val="0"/>
+              <w:autoSpaceDE w:val="0"/>
+              <w:autoSpaceDN w:val="0"/>
+              <w:bidi w:val="0"/>
+              <w:adjustRightInd w:val="0"/>
+              <w:snapToGrid w:val="0"/>
+              <w:spacing w:before="157" w:line="237" w:lineRule="auto"/>
+              <w:ind w:left="195"/>
+              <w:textAlignment w:val="baseline"/>
+            </w:pPr>
+          </w:p>
+        </w:tc>
+        <w:tc>
+          <w:tcPr>
+            <w:tcW w:w="881" w:type="dxa"/>
+            <w:tcBorders>
+              <w:bottom w:val="single" w:color="000000" w:sz="10" w:space="0"/>
+            </w:tcBorders>
+          </w:tcPr>
+          <w:p>
+            <w:pPr>
+              <w:pStyle w:val="44"/>
+              <w:keepNext w:val="0"/>
+              <w:keepLines w:val="0"/>
+              <w:pageBreakBefore w:val="0"/>
+              <w:widowControl w:val="0"/>
+              <w:kinsoku w:val="0"/>
+              <w:wordWrap/>
+              <w:overflowPunct/>
+              <w:topLinePunct w:val="0"/>
+              <w:autoSpaceDE w:val="0"/>
+              <w:autoSpaceDN w:val="0"/>
+              <w:bidi w:val="0"/>
+              <w:adjustRightInd w:val="0"/>
+              <w:snapToGrid w:val="0"/>
+              <w:spacing w:before="157" w:line="219" w:lineRule="auto"/>
+              <w:ind w:left="125"/>
+              <w:textAlignment w:val="baseline"/>
+            </w:pPr>
+          </w:p>
+        </w:tc>
+        <w:tc>
+          <w:tcPr>
+            <w:tcW w:w="1274" w:type="dxa"/>
+            <w:tcBorders>
+              <w:bottom w:val="single" w:color="000000" w:sz="10" w:space="0"/>
+            </w:tcBorders>
+          </w:tcPr>
+          <w:p>
+            <w:pPr>
+              <w:pStyle w:val="44"/>
+              <w:keepNext w:val="0"/>
+              <w:keepLines w:val="0"/>
+              <w:pageBreakBefore w:val="0"/>
+              <w:widowControl w:val="0"/>
+              <w:kinsoku w:val="0"/>
+              <w:wordWrap/>
+              <w:overflowPunct/>
+              <w:topLinePunct w:val="0"/>
+              <w:autoSpaceDE w:val="0"/>
+              <w:autoSpaceDN w:val="0"/>
+              <w:bidi w:val="0"/>
+              <w:adjustRightInd w:val="0"/>
+              <w:snapToGrid w:val="0"/>
+              <w:spacing w:before="157" w:line="237" w:lineRule="auto"/>
+              <w:ind w:left="210"/>
+              <w:textAlignment w:val="baseline"/>
+            </w:pPr>
+          </w:p>
+        </w:tc>
+        <w:tc>
+          <w:tcPr>
+            <w:tcW w:w="957" w:type="dxa"/>
+            <w:tcBorders>
+              <w:bottom w:val="single" w:color="000000" w:sz="10" w:space="0"/>
+            </w:tcBorders>
+          </w:tcPr>
+          <w:p>
+            <w:pPr>
+              <w:pStyle w:val="44"/>
+              <w:keepNext w:val="0"/>
+              <w:keepLines w:val="0"/>
+              <w:pageBreakBefore w:val="0"/>
+              <w:widowControl w:val="0"/>
+              <w:kinsoku w:val="0"/>
+              <w:wordWrap/>
+              <w:overflowPunct/>
+              <w:topLinePunct w:val="0"/>
+              <w:autoSpaceDE w:val="0"/>
+              <w:autoSpaceDN w:val="0"/>
+              <w:bidi w:val="0"/>
+              <w:adjustRightInd w:val="0"/>
+              <w:snapToGrid w:val="0"/>
+              <w:spacing w:before="157" w:line="218" w:lineRule="auto"/>
+              <w:ind w:left="164"/>
+              <w:textAlignment w:val="baseline"/>
+            </w:pPr>
+          </w:p>
+        </w:tc>
+        <w:tc>
+          <w:tcPr>
+            <w:tcW w:w="1377" w:type="dxa"/>
+            <w:tcBorders>
+              <w:bottom w:val="single" w:color="000000" w:sz="10" w:space="0"/>
+            </w:tcBorders>
+          </w:tcPr>
+          <w:p>
+            <w:pPr>
+              <w:pStyle w:val="44"/>
+              <w:keepNext w:val="0"/>
+              <w:keepLines w:val="0"/>
+              <w:pageBreakBefore w:val="0"/>
+              <w:widowControl w:val="0"/>
+              <w:kinsoku w:val="0"/>
+              <w:wordWrap/>
+              <w:overflowPunct/>
+              <w:topLinePunct w:val="0"/>
+              <w:autoSpaceDE w:val="0"/>
+              <w:autoSpaceDN w:val="0"/>
+              <w:bidi w:val="0"/>
+              <w:adjustRightInd w:val="0"/>
+              <w:snapToGrid w:val="0"/>
+              <w:spacing w:before="157" w:line="237" w:lineRule="auto"/>
+              <w:ind w:left="267"/>
+              <w:textAlignment w:val="baseline"/>
+            </w:pPr>
+          </w:p>
+        </w:tc>
+        <w:tc>
+          <w:tcPr>
+            <w:tcW w:w="1017" w:type="dxa"/>
+            <w:tcBorders>
+              <w:bottom w:val="single" w:color="000000" w:sz="10" w:space="0"/>
+            </w:tcBorders>
+          </w:tcPr>
+          <w:p>
+            <w:pPr>
+              <w:pStyle w:val="44"/>
+              <w:keepNext w:val="0"/>
+              <w:keepLines w:val="0"/>
+              <w:pageBreakBefore w:val="0"/>
+              <w:widowControl w:val="0"/>
+              <w:kinsoku w:val="0"/>
+              <w:wordWrap/>
+              <w:overflowPunct/>
+              <w:topLinePunct w:val="0"/>
+              <w:autoSpaceDE w:val="0"/>
+              <w:autoSpaceDN w:val="0"/>
+              <w:bidi w:val="0"/>
+              <w:adjustRightInd w:val="0"/>
+              <w:snapToGrid w:val="0"/>
+              <w:spacing w:before="157" w:line="220" w:lineRule="auto"/>
+              <w:ind w:left="202"/>
+              <w:textAlignment w:val="baseline"/>
+            </w:pPr>
+          </w:p>
+        </w:tc>
+        <w:tc>
+          <w:tcPr>
+            <w:tcW w:w="1271" w:type="dxa"/>
+            <w:tcBorders>
+              <w:bottom w:val="single" w:color="000000" w:sz="10" w:space="0"/>
+            </w:tcBorders>
+          </w:tcPr>
+          <w:p>
+            <w:pPr>
+              <w:pStyle w:val="44"/>
+              <w:keepNext w:val="0"/>
+              <w:keepLines w:val="0"/>
+              <w:pageBreakBefore w:val="0"/>
+              <w:widowControl w:val="0"/>
+              <w:kinsoku w:val="0"/>
+              <w:wordWrap/>
+              <w:overflowPunct/>
+              <w:topLinePunct w:val="0"/>
+              <w:autoSpaceDE w:val="0"/>
+              <w:autoSpaceDN w:val="0"/>
+              <w:bidi w:val="0"/>
+              <w:adjustRightInd w:val="0"/>
+              <w:snapToGrid w:val="0"/>
+              <w:spacing w:before="157" w:line="237" w:lineRule="auto"/>
+              <w:ind w:left="220"/>
+              <w:textAlignment w:val="baseline"/>
+            </w:pPr>
+          </w:p>
+        </w:tc>
+        <w:tc>
+          <w:tcPr>
+            <w:tcW w:w="1383" w:type="dxa"/>
+            <w:tcBorders>
+              <w:bottom w:val="single" w:color="000000" w:sz="10" w:space="0"/>
+              <w:right w:val="single" w:color="000000" w:sz="10" w:space="0"/>
+            </w:tcBorders>
+          </w:tcPr>
+          <w:p>
+            <w:pPr>
+              <w:pStyle w:val="44"/>
+              <w:keepNext w:val="0"/>
+              <w:keepLines w:val="0"/>
+              <w:pageBreakBefore w:val="0"/>
+              <w:widowControl w:val="0"/>
+              <w:kinsoku w:val="0"/>
+              <w:wordWrap/>
+              <w:overflowPunct/>
+              <w:topLinePunct w:val="0"/>
+              <w:autoSpaceDE w:val="0"/>
+              <w:autoSpaceDN w:val="0"/>
+              <w:bidi w:val="0"/>
+              <w:adjustRightInd w:val="0"/>
+              <w:snapToGrid w:val="0"/>
+              <w:spacing w:before="157" w:line="219" w:lineRule="auto"/>
+              <w:ind w:left="436"/>
+              <w:textAlignment w:val="baseline"/>
+            </w:pPr>
+          </w:p>
+        </w:tc>
+      </w:tr>
+    </w:tbl>
+    <w:p>
+      <w:pPr>
         <w:pStyle w:val="46"/>
         <w:keepNext w:val="0"/>
         <w:keepLines w:val="0"/>
@@ -636,7 +2129,7 @@
             <w:fldChar w:fldCharType="begin"/>
           </w:r>
           <w:r>
-            <w:instrText xml:space="preserve"> HYPERLINK \l _Toc4365 </w:instrText>
+            <w:instrText xml:space="preserve"> HYPERLINK \l _Toc31229 </w:instrText>
           </w:r>
           <w:r>
             <w:fldChar w:fldCharType="separate"/>
@@ -655,7 +2148,7 @@
             <w:fldChar w:fldCharType="begin"/>
           </w:r>
           <w:r>
-            <w:instrText xml:space="preserve"> PAGEREF _Toc4365 \h </w:instrText>
+            <w:instrText xml:space="preserve"> PAGEREF _Toc31229 \h </w:instrText>
           </w:r>
           <w:r>
             <w:fldChar w:fldCharType="separate"/>
@@ -681,7 +2174,7 @@
             <w:fldChar w:fldCharType="begin"/>
           </w:r>
           <w:r>
-            <w:instrText xml:space="preserve"> HYPERLINK \l _Toc3876 </w:instrText>
+            <w:instrText xml:space="preserve"> HYPERLINK \l _Toc6559 </w:instrText>
           </w:r>
           <w:r>
             <w:fldChar w:fldCharType="separate"/>
@@ -700,7 +2193,7 @@
             <w:fldChar w:fldCharType="begin"/>
           </w:r>
           <w:r>
-            <w:instrText xml:space="preserve"> PAGEREF _Toc3876 \h </w:instrText>
+            <w:instrText xml:space="preserve"> PAGEREF _Toc6559 \h </w:instrText>
           </w:r>
           <w:r>
             <w:fldChar w:fldCharType="separate"/>
@@ -726,7 +2219,7 @@
             <w:fldChar w:fldCharType="begin"/>
           </w:r>
           <w:r>
-            <w:instrText xml:space="preserve"> HYPERLINK \l _Toc21771 </w:instrText>
+            <w:instrText xml:space="preserve"> HYPERLINK \l _Toc5544 </w:instrText>
           </w:r>
           <w:r>
             <w:fldChar w:fldCharType="separate"/>
@@ -745,7 +2238,7 @@
             <w:fldChar w:fldCharType="begin"/>
           </w:r>
           <w:r>
-            <w:instrText xml:space="preserve"> PAGEREF _Toc21771 \h </w:instrText>
+            <w:instrText xml:space="preserve"> PAGEREF _Toc5544 \h </w:instrText>
           </w:r>
           <w:r>
             <w:fldChar w:fldCharType="separate"/>
@@ -771,19 +2264,19 @@
             <w:fldChar w:fldCharType="begin"/>
           </w:r>
           <w:r>
-            <w:instrText xml:space="preserve"> HYPERLINK \l _Toc17347 </w:instrText>
+            <w:instrText xml:space="preserve"> HYPERLINK \l _Toc4594 </w:instrText>
           </w:r>
           <w:r>
             <w:fldChar w:fldCharType="separate"/>
           </w:r>
           <w:r>
             <w:rPr>
-              <w:rFonts w:hint="default"/>
+              <w:rFonts w:ascii="宋体" w:hAnsi="宋体" w:eastAsia="宋体" w:cs="宋体"/>
+              <w:bCs/>
+              <w:spacing w:val="-4"/>
+              <w:szCs w:val="30"/>
             </w:rPr>
-            <w:t xml:space="preserve">1. </w:t>
-          </w:r>
-          <w:r>
-            <w:t>目的</w:t>
+            <w:t>文件编制和变更履历</w:t>
           </w:r>
           <w:r>
             <w:tab/>
@@ -792,13 +2285,13 @@
             <w:fldChar w:fldCharType="begin"/>
           </w:r>
           <w:r>
-            <w:instrText xml:space="preserve"> PAGEREF _Toc17347 \h </w:instrText>
+            <w:instrText xml:space="preserve"> PAGEREF _Toc4594 \h </w:instrText>
           </w:r>
           <w:r>
             <w:fldChar w:fldCharType="separate"/>
           </w:r>
           <w:r>
-            <w:t>4</w:t>
+            <w:t>2</w:t>
           </w:r>
           <w:r>
             <w:fldChar w:fldCharType="end"/>
@@ -818,7 +2311,7 @@
             <w:fldChar w:fldCharType="begin"/>
           </w:r>
           <w:r>
-            <w:instrText xml:space="preserve"> HYPERLINK \l _Toc29571 </w:instrText>
+            <w:instrText xml:space="preserve"> HYPERLINK \l _Toc2134 </w:instrText>
           </w:r>
           <w:r>
             <w:fldChar w:fldCharType="separate"/>
@@ -827,10 +2320,10 @@
             <w:rPr>
               <w:rFonts w:hint="default"/>
             </w:rPr>
-            <w:t xml:space="preserve">2. </w:t>
-          </w:r>
-          <w:r>
-            <w:t>范围</w:t>
+            <w:t xml:space="preserve">1. </w:t>
+          </w:r>
+          <w:r>
+            <w:t>目的</w:t>
           </w:r>
           <w:r>
             <w:tab/>
@@ -839,13 +2332,13 @@
             <w:fldChar w:fldCharType="begin"/>
           </w:r>
           <w:r>
-            <w:instrText xml:space="preserve"> PAGEREF _Toc29571 \h </w:instrText>
+            <w:instrText xml:space="preserve"> PAGEREF _Toc2134 \h </w:instrText>
           </w:r>
           <w:r>
             <w:fldChar w:fldCharType="separate"/>
           </w:r>
           <w:r>
-            <w:t>4</w:t>
+            <w:t>5</w:t>
           </w:r>
           <w:r>
             <w:fldChar w:fldCharType="end"/>
@@ -865,7 +2358,7 @@
             <w:fldChar w:fldCharType="begin"/>
           </w:r>
           <w:r>
-            <w:instrText xml:space="preserve"> HYPERLINK \l _Toc30972 </w:instrText>
+            <w:instrText xml:space="preserve"> HYPERLINK \l _Toc28177 </w:instrText>
           </w:r>
           <w:r>
             <w:fldChar w:fldCharType="separate"/>
@@ -874,10 +2367,10 @@
             <w:rPr>
               <w:rFonts w:hint="default"/>
             </w:rPr>
-            <w:t xml:space="preserve">3. </w:t>
-          </w:r>
-          <w:r>
-            <w:t>术语与定义</w:t>
+            <w:t xml:space="preserve">2. </w:t>
+          </w:r>
+          <w:r>
+            <w:t>范围</w:t>
           </w:r>
           <w:r>
             <w:tab/>
@@ -886,13 +2379,13 @@
             <w:fldChar w:fldCharType="begin"/>
           </w:r>
           <w:r>
-            <w:instrText xml:space="preserve"> PAGEREF _Toc30972 \h </w:instrText>
+            <w:instrText xml:space="preserve"> PAGEREF _Toc28177 \h </w:instrText>
           </w:r>
           <w:r>
             <w:fldChar w:fldCharType="separate"/>
           </w:r>
           <w:r>
-            <w:t>4</w:t>
+            <w:t>5</w:t>
           </w:r>
           <w:r>
             <w:fldChar w:fldCharType="end"/>
@@ -912,7 +2405,54 @@
             <w:fldChar w:fldCharType="begin"/>
           </w:r>
           <w:r>
-            <w:instrText xml:space="preserve"> HYPERLINK \l _Toc20754 </w:instrText>
+            <w:instrText xml:space="preserve"> HYPERLINK \l _Toc539 </w:instrText>
+          </w:r>
+          <w:r>
+            <w:fldChar w:fldCharType="separate"/>
+          </w:r>
+          <w:r>
+            <w:rPr>
+              <w:rFonts w:hint="default"/>
+            </w:rPr>
+            <w:t xml:space="preserve">3. </w:t>
+          </w:r>
+          <w:r>
+            <w:t>术语与定义</w:t>
+          </w:r>
+          <w:r>
+            <w:tab/>
+          </w:r>
+          <w:r>
+            <w:fldChar w:fldCharType="begin"/>
+          </w:r>
+          <w:r>
+            <w:instrText xml:space="preserve"> PAGEREF _Toc539 \h </w:instrText>
+          </w:r>
+          <w:r>
+            <w:fldChar w:fldCharType="separate"/>
+          </w:r>
+          <w:r>
+            <w:t>5</w:t>
+          </w:r>
+          <w:r>
+            <w:fldChar w:fldCharType="end"/>
+          </w:r>
+          <w:r>
+            <w:fldChar w:fldCharType="end"/>
+          </w:r>
+        </w:p>
+        <w:p>
+          <w:pPr>
+            <w:pStyle w:val="22"/>
+            <w:tabs>
+              <w:tab w:val="right" w:leader="dot" w:pos="8305"/>
+            </w:tabs>
+          </w:pPr>
+          <w:r>
+            <w:fldChar w:fldCharType="begin"/>
+          </w:r>
+          <w:r>
+            <w:instrText xml:space="preserve"> HYPERLINK \l _Toc22141 </w:instrText>
           </w:r>
           <w:r>
             <w:fldChar w:fldCharType="separate"/>
@@ -933,13 +2473,13 @@
             <w:fldChar w:fldCharType="begin"/>
           </w:r>
           <w:r>
-            <w:instrText xml:space="preserve"> PAGEREF _Toc20754 \h </w:instrText>
+            <w:instrText xml:space="preserve"> PAGEREF _Toc22141 \h </w:instrText>
           </w:r>
           <w:r>
             <w:fldChar w:fldCharType="separate"/>
           </w:r>
           <w:r>
-            <w:t>5</w:t>
+            <w:t>6</w:t>
           </w:r>
           <w:r>
             <w:fldChar w:fldCharType="end"/>
@@ -959,7 +2499,7 @@
             <w:fldChar w:fldCharType="begin"/>
           </w:r>
           <w:r>
-            <w:instrText xml:space="preserve"> HYPERLINK \l _Toc23354 </w:instrText>
+            <w:instrText xml:space="preserve"> HYPERLINK \l _Toc18245 </w:instrText>
           </w:r>
           <w:r>
             <w:fldChar w:fldCharType="separate"/>
@@ -984,13 +2524,13 @@
             <w:fldChar w:fldCharType="begin"/>
           </w:r>
           <w:r>
-            <w:instrText xml:space="preserve"> PAGEREF _Toc23354 \h </w:instrText>
+            <w:instrText xml:space="preserve"> PAGEREF _Toc18245 \h </w:instrText>
           </w:r>
           <w:r>
             <w:fldChar w:fldCharType="separate"/>
           </w:r>
           <w:r>
-            <w:t>5</w:t>
+            <w:t>6</w:t>
           </w:r>
           <w:r>
             <w:fldChar w:fldCharType="end"/>
@@ -1010,7 +2550,7 @@
             <w:fldChar w:fldCharType="begin"/>
           </w:r>
           <w:r>
-            <w:instrText xml:space="preserve"> HYPERLINK \l _Toc25016 </w:instrText>
+            <w:instrText xml:space="preserve"> HYPERLINK \l _Toc3285 </w:instrText>
           </w:r>
           <w:r>
             <w:fldChar w:fldCharType="separate"/>
@@ -1035,13 +2575,13 @@
             <w:fldChar w:fldCharType="begin"/>
           </w:r>
           <w:r>
-            <w:instrText xml:space="preserve"> PAGEREF _Toc25016 \h </w:instrText>
+            <w:instrText xml:space="preserve"> PAGEREF _Toc3285 \h </w:instrText>
           </w:r>
           <w:r>
             <w:fldChar w:fldCharType="separate"/>
           </w:r>
           <w:r>
-            <w:t>5</w:t>
+            <w:t>6</w:t>
           </w:r>
           <w:r>
             <w:fldChar w:fldCharType="end"/>
@@ -1061,7 +2601,7 @@
             <w:fldChar w:fldCharType="begin"/>
           </w:r>
           <w:r>
-            <w:instrText xml:space="preserve"> HYPERLINK \l _Toc2767 </w:instrText>
+            <w:instrText xml:space="preserve"> HYPERLINK \l _Toc3927 </w:instrText>
           </w:r>
           <w:r>
             <w:fldChar w:fldCharType="separate"/>
@@ -1086,13 +2626,13 @@
             <w:fldChar w:fldCharType="begin"/>
           </w:r>
           <w:r>
-            <w:instrText xml:space="preserve"> PAGEREF _Toc2767 \h </w:instrText>
+            <w:instrText xml:space="preserve"> PAGEREF _Toc3927 \h </w:instrText>
           </w:r>
           <w:r>
             <w:fldChar w:fldCharType="separate"/>
           </w:r>
           <w:r>
-            <w:t>5</w:t>
+            <w:t>6</w:t>
           </w:r>
           <w:r>
             <w:fldChar w:fldCharType="end"/>
@@ -1112,7 +2652,7 @@
             <w:fldChar w:fldCharType="begin"/>
           </w:r>
           <w:r>
-            <w:instrText xml:space="preserve"> HYPERLINK \l _Toc6015 </w:instrText>
+            <w:instrText xml:space="preserve"> HYPERLINK \l _Toc32108 </w:instrText>
           </w:r>
           <w:r>
             <w:fldChar w:fldCharType="separate"/>
@@ -1133,13 +2673,13 @@
             <w:fldChar w:fldCharType="begin"/>
           </w:r>
           <w:r>
-            <w:instrText xml:space="preserve"> PAGEREF _Toc6015 \h </w:instrText>
+            <w:instrText xml:space="preserve"> PAGEREF _Toc32108 \h </w:instrText>
           </w:r>
           <w:r>
             <w:fldChar w:fldCharType="separate"/>
           </w:r>
           <w:r>
-            <w:t>5</w:t>
+            <w:t>6</w:t>
           </w:r>
           <w:r>
             <w:fldChar w:fldCharType="end"/>
@@ -1159,7 +2699,7 @@
             <w:fldChar w:fldCharType="begin"/>
           </w:r>
           <w:r>
-            <w:instrText xml:space="preserve"> HYPERLINK \l _Toc24705 </w:instrText>
+            <w:instrText xml:space="preserve"> HYPERLINK \l _Toc17615 </w:instrText>
           </w:r>
           <w:r>
             <w:fldChar w:fldCharType="separate"/>
@@ -1184,13 +2724,13 @@
             <w:fldChar w:fldCharType="begin"/>
           </w:r>
           <w:r>
-            <w:instrText xml:space="preserve"> PAGEREF _Toc24705 \h </w:instrText>
+            <w:instrText xml:space="preserve"> PAGEREF _Toc17615 \h </w:instrText>
           </w:r>
           <w:r>
             <w:fldChar w:fldCharType="separate"/>
           </w:r>
           <w:r>
-            <w:t>6</w:t>
+            <w:t>7</w:t>
           </w:r>
           <w:r>
             <w:fldChar w:fldCharType="end"/>
@@ -1210,7 +2750,7 @@
             <w:fldChar w:fldCharType="begin"/>
           </w:r>
           <w:r>
-            <w:instrText xml:space="preserve"> HYPERLINK \l _Toc25463 </w:instrText>
+            <w:instrText xml:space="preserve"> HYPERLINK \l _Toc8816 </w:instrText>
           </w:r>
           <w:r>
             <w:fldChar w:fldCharType="separate"/>
@@ -1231,13 +2771,13 @@
             <w:fldChar w:fldCharType="begin"/>
           </w:r>
           <w:r>
-            <w:instrText xml:space="preserve"> PAGEREF _Toc25463 \h </w:instrText>
+            <w:instrText xml:space="preserve"> PAGEREF _Toc8816 \h </w:instrText>
           </w:r>
           <w:r>
             <w:fldChar w:fldCharType="separate"/>
           </w:r>
           <w:r>
-            <w:t>6</w:t>
+            <w:t>7</w:t>
           </w:r>
           <w:r>
             <w:fldChar w:fldCharType="end"/>
@@ -1257,7 +2797,7 @@
             <w:fldChar w:fldCharType="begin"/>
           </w:r>
           <w:r>
-            <w:instrText xml:space="preserve"> HYPERLINK \l _Toc32527 </w:instrText>
+            <w:instrText xml:space="preserve"> HYPERLINK \l _Toc29730 </w:instrText>
           </w:r>
           <w:r>
             <w:fldChar w:fldCharType="separate"/>
@@ -1278,13 +2818,13 @@
             <w:fldChar w:fldCharType="begin"/>
           </w:r>
           <w:r>
-            <w:instrText xml:space="preserve"> PAGEREF _Toc32527 \h </w:instrText>
+            <w:instrText xml:space="preserve"> PAGEREF _Toc29730 \h </w:instrText>
           </w:r>
           <w:r>
             <w:fldChar w:fldCharType="separate"/>
           </w:r>
           <w:r>
-            <w:t>6</w:t>
+            <w:t>7</w:t>
           </w:r>
           <w:r>
             <w:fldChar w:fldCharType="end"/>
@@ -1304,7 +2844,7 @@
             <w:fldChar w:fldCharType="begin"/>
           </w:r>
           <w:r>
-            <w:instrText xml:space="preserve"> HYPERLINK \l _Toc17293 </w:instrText>
+            <w:instrText xml:space="preserve"> HYPERLINK \l _Toc28026 </w:instrText>
           </w:r>
           <w:r>
             <w:fldChar w:fldCharType="separate"/>
@@ -1325,13 +2865,13 @@
             <w:fldChar w:fldCharType="begin"/>
           </w:r>
           <w:r>
-            <w:instrText xml:space="preserve"> PAGEREF _Toc17293 \h </w:instrText>
+            <w:instrText xml:space="preserve"> PAGEREF _Toc28026 \h </w:instrText>
           </w:r>
           <w:r>
             <w:fldChar w:fldCharType="separate"/>
           </w:r>
           <w:r>
-            <w:t>6</w:t>
+            <w:t>7</w:t>
           </w:r>
           <w:r>
             <w:fldChar w:fldCharType="end"/>
@@ -1351,7 +2891,7 @@
             <w:fldChar w:fldCharType="begin"/>
           </w:r>
           <w:r>
-            <w:instrText xml:space="preserve"> HYPERLINK \l _Toc25143 </w:instrText>
+            <w:instrText xml:space="preserve"> HYPERLINK \l _Toc27542 </w:instrText>
           </w:r>
           <w:r>
             <w:fldChar w:fldCharType="separate"/>
@@ -1372,13 +2912,13 @@
             <w:fldChar w:fldCharType="begin"/>
           </w:r>
           <w:r>
-            <w:instrText xml:space="preserve"> PAGEREF _Toc25143 \h </w:instrText>
+            <w:instrText xml:space="preserve"> PAGEREF _Toc27542 \h </w:instrText>
           </w:r>
           <w:r>
             <w:fldChar w:fldCharType="separate"/>
           </w:r>
           <w:r>
-            <w:t>6</w:t>
+            <w:t>7</w:t>
           </w:r>
           <w:r>
             <w:fldChar w:fldCharType="end"/>
@@ -1398,7 +2938,7 @@
             <w:fldChar w:fldCharType="begin"/>
           </w:r>
           <w:r>
-            <w:instrText xml:space="preserve"> HYPERLINK \l _Toc27643 </w:instrText>
+            <w:instrText xml:space="preserve"> HYPERLINK \l _Toc21125 </w:instrText>
           </w:r>
           <w:r>
             <w:fldChar w:fldCharType="separate"/>
@@ -1419,13 +2959,13 @@
             <w:fldChar w:fldCharType="begin"/>
           </w:r>
           <w:r>
-            <w:instrText xml:space="preserve"> PAGEREF _Toc27643 \h </w:instrText>
+            <w:instrText xml:space="preserve"> PAGEREF _Toc21125 \h </w:instrText>
           </w:r>
           <w:r>
             <w:fldChar w:fldCharType="separate"/>
           </w:r>
           <w:r>
-            <w:t>7</w:t>
+            <w:t>8</w:t>
           </w:r>
           <w:r>
             <w:fldChar w:fldCharType="end"/>
@@ -1445,7 +2985,7 @@
             <w:fldChar w:fldCharType="begin"/>
           </w:r>
           <w:r>
-            <w:instrText xml:space="preserve"> HYPERLINK \l _Toc24282 </w:instrText>
+            <w:instrText xml:space="preserve"> HYPERLINK \l _Toc23262 </w:instrText>
           </w:r>
           <w:r>
             <w:fldChar w:fldCharType="separate"/>
@@ -1466,13 +3006,13 @@
             <w:fldChar w:fldCharType="begin"/>
           </w:r>
           <w:r>
-            <w:instrText xml:space="preserve"> PAGEREF _Toc24282 \h </w:instrText>
+            <w:instrText xml:space="preserve"> PAGEREF _Toc23262 \h </w:instrText>
           </w:r>
           <w:r>
             <w:fldChar w:fldCharType="separate"/>
           </w:r>
           <w:r>
-            <w:t>7</w:t>
+            <w:t>8</w:t>
           </w:r>
           <w:r>
             <w:fldChar w:fldCharType="end"/>
@@ -1492,7 +3032,7 @@
             <w:fldChar w:fldCharType="begin"/>
           </w:r>
           <w:r>
-            <w:instrText xml:space="preserve"> HYPERLINK \l _Toc20842 </w:instrText>
+            <w:instrText xml:space="preserve"> HYPERLINK \l _Toc10132 </w:instrText>
           </w:r>
           <w:r>
             <w:fldChar w:fldCharType="separate"/>
@@ -1513,13 +3053,13 @@
             <w:fldChar w:fldCharType="begin"/>
           </w:r>
           <w:r>
-            <w:instrText xml:space="preserve"> PAGEREF _Toc20842 \h </w:instrText>
+            <w:instrText xml:space="preserve"> PAGEREF _Toc10132 \h </w:instrText>
           </w:r>
           <w:r>
             <w:fldChar w:fldCharType="separate"/>
           </w:r>
           <w:r>
-            <w:t>7</w:t>
+            <w:t>8</w:t>
           </w:r>
           <w:r>
             <w:fldChar w:fldCharType="end"/>
@@ -1539,7 +3079,7 @@
             <w:fldChar w:fldCharType="begin"/>
           </w:r>
           <w:r>
-            <w:instrText xml:space="preserve"> HYPERLINK \l _Toc25888 </w:instrText>
+            <w:instrText xml:space="preserve"> HYPERLINK \l _Toc30883 </w:instrText>
           </w:r>
           <w:r>
             <w:fldChar w:fldCharType="separate"/>
@@ -1560,13 +3100,13 @@
             <w:fldChar w:fldCharType="begin"/>
           </w:r>
           <w:r>
-            <w:instrText xml:space="preserve"> PAGEREF _Toc25888 \h </w:instrText>
+            <w:instrText xml:space="preserve"> PAGEREF _Toc30883 \h </w:instrText>
           </w:r>
           <w:r>
             <w:fldChar w:fldCharType="separate"/>
           </w:r>
           <w:r>
-            <w:t>7</w:t>
+            <w:t>8</w:t>
           </w:r>
           <w:r>
             <w:fldChar w:fldCharType="end"/>
@@ -1586,7 +3126,7 @@
             <w:fldChar w:fldCharType="begin"/>
           </w:r>
           <w:r>
-            <w:instrText xml:space="preserve"> HYPERLINK \l _Toc16641 </w:instrText>
+            <w:instrText xml:space="preserve"> HYPERLINK \l _Toc26257 </w:instrText>
           </w:r>
           <w:r>
             <w:fldChar w:fldCharType="separate"/>
@@ -1607,13 +3147,13 @@
             <w:fldChar w:fldCharType="begin"/>
           </w:r>
           <w:r>
-            <w:instrText xml:space="preserve"> PAGEREF _Toc16641 \h </w:instrText>
+            <w:instrText xml:space="preserve"> PAGEREF _Toc26257 \h </w:instrText>
           </w:r>
           <w:r>
             <w:fldChar w:fldCharType="separate"/>
           </w:r>
           <w:r>
-            <w:t>8</w:t>
+            <w:t>9</w:t>
           </w:r>
           <w:r>
             <w:fldChar w:fldCharType="end"/>
@@ -1633,7 +3173,7 @@
             <w:fldChar w:fldCharType="begin"/>
           </w:r>
           <w:r>
-            <w:instrText xml:space="preserve"> HYPERLINK \l _Toc7366 </w:instrText>
+            <w:instrText xml:space="preserve"> HYPERLINK \l _Toc9576 </w:instrText>
           </w:r>
           <w:r>
             <w:fldChar w:fldCharType="separate"/>
@@ -1654,13 +3194,13 @@
             <w:fldChar w:fldCharType="begin"/>
           </w:r>
           <w:r>
-            <w:instrText xml:space="preserve"> PAGEREF _Toc7366 \h </w:instrText>
+            <w:instrText xml:space="preserve"> PAGEREF _Toc9576 \h </w:instrText>
           </w:r>
           <w:r>
             <w:fldChar w:fldCharType="separate"/>
           </w:r>
           <w:r>
-            <w:t>8</w:t>
+            <w:t>9</w:t>
           </w:r>
           <w:r>
             <w:fldChar w:fldCharType="end"/>
@@ -1680,7 +3220,7 @@
             <w:fldChar w:fldCharType="begin"/>
           </w:r>
           <w:r>
-            <w:instrText xml:space="preserve"> HYPERLINK \l _Toc24042 </w:instrText>
+            <w:instrText xml:space="preserve"> HYPERLINK \l _Toc2864 </w:instrText>
           </w:r>
           <w:r>
             <w:fldChar w:fldCharType="separate"/>
@@ -1701,13 +3241,13 @@
             <w:fldChar w:fldCharType="begin"/>
           </w:r>
           <w:r>
-            <w:instrText xml:space="preserve"> PAGEREF _Toc24042 \h </w:instrText>
+            <w:instrText xml:space="preserve"> PAGEREF _Toc2864 \h </w:instrText>
           </w:r>
           <w:r>
             <w:fldChar w:fldCharType="separate"/>
           </w:r>
           <w:r>
-            <w:t>8</w:t>
+            <w:t>9</w:t>
           </w:r>
           <w:r>
             <w:fldChar w:fldCharType="end"/>
@@ -1727,7 +3267,7 @@
             <w:fldChar w:fldCharType="begin"/>
           </w:r>
           <w:r>
-            <w:instrText xml:space="preserve"> HYPERLINK \l _Toc29967 </w:instrText>
+            <w:instrText xml:space="preserve"> HYPERLINK \l _Toc32354 </w:instrText>
           </w:r>
           <w:r>
             <w:fldChar w:fldCharType="separate"/>
@@ -1748,13 +3288,13 @@
             <w:fldChar w:fldCharType="begin"/>
           </w:r>
           <w:r>
-            <w:instrText xml:space="preserve"> PAGEREF _Toc29967 \h </w:instrText>
+            <w:instrText xml:space="preserve"> PAGEREF _Toc32354 \h </w:instrText>
           </w:r>
           <w:r>
             <w:fldChar w:fldCharType="separate"/>
           </w:r>
           <w:r>
-            <w:t>8</w:t>
+            <w:t>9</w:t>
           </w:r>
           <w:r>
             <w:fldChar w:fldCharType="end"/>
@@ -1774,7 +3314,7 @@
             <w:fldChar w:fldCharType="begin"/>
           </w:r>
           <w:r>
-            <w:instrText xml:space="preserve"> HYPERLINK \l _Toc22561 </w:instrText>
+            <w:instrText xml:space="preserve"> HYPERLINK \l _Toc21721 </w:instrText>
           </w:r>
           <w:r>
             <w:fldChar w:fldCharType="separate"/>
@@ -1795,13 +3335,13 @@
             <w:fldChar w:fldCharType="begin"/>
           </w:r>
           <w:r>
-            <w:instrText xml:space="preserve"> PAGEREF _Toc22561 \h </w:instrText>
+            <w:instrText xml:space="preserve"> PAGEREF _Toc21721 \h </w:instrText>
           </w:r>
           <w:r>
             <w:fldChar w:fldCharType="separate"/>
           </w:r>
           <w:r>
-            <w:t>8</w:t>
+            <w:t>9</w:t>
           </w:r>
           <w:r>
             <w:fldChar w:fldCharType="end"/>
@@ -1821,7 +3361,7 @@
             <w:fldChar w:fldCharType="begin"/>
           </w:r>
           <w:r>
-            <w:instrText xml:space="preserve"> HYPERLINK \l _Toc19678 </w:instrText>
+            <w:instrText xml:space="preserve"> HYPERLINK \l _Toc10303 </w:instrText>
           </w:r>
           <w:r>
             <w:fldChar w:fldCharType="separate"/>
@@ -1842,13 +3382,13 @@
             <w:fldChar w:fldCharType="begin"/>
           </w:r>
           <w:r>
-            <w:instrText xml:space="preserve"> PAGEREF _Toc19678 \h </w:instrText>
+            <w:instrText xml:space="preserve"> PAGEREF _Toc10303 \h </w:instrText>
           </w:r>
           <w:r>
             <w:fldChar w:fldCharType="separate"/>
           </w:r>
           <w:r>
-            <w:t>9</w:t>
+            <w:t>10</w:t>
           </w:r>
           <w:r>
             <w:fldChar w:fldCharType="end"/>
@@ -1868,7 +3408,7 @@
             <w:fldChar w:fldCharType="begin"/>
           </w:r>
           <w:r>
-            <w:instrText xml:space="preserve"> HYPERLINK \l _Toc3709 </w:instrText>
+            <w:instrText xml:space="preserve"> HYPERLINK \l _Toc13536 </w:instrText>
           </w:r>
           <w:r>
             <w:fldChar w:fldCharType="separate"/>
@@ -1889,13 +3429,13 @@
             <w:fldChar w:fldCharType="begin"/>
           </w:r>
           <w:r>
-            <w:instrText xml:space="preserve"> PAGEREF _Toc3709 \h </w:instrText>
+            <w:instrText xml:space="preserve"> PAGEREF _Toc13536 \h </w:instrText>
           </w:r>
           <w:r>
             <w:fldChar w:fldCharType="separate"/>
           </w:r>
           <w:r>
-            <w:t>9</w:t>
+            <w:t>10</w:t>
           </w:r>
           <w:r>
             <w:fldChar w:fldCharType="end"/>
@@ -1915,7 +3455,7 @@
             <w:fldChar w:fldCharType="begin"/>
           </w:r>
           <w:r>
-            <w:instrText xml:space="preserve"> HYPERLINK \l _Toc15625 </w:instrText>
+            <w:instrText xml:space="preserve"> HYPERLINK \l _Toc6382 </w:instrText>
           </w:r>
           <w:r>
             <w:fldChar w:fldCharType="separate"/>
@@ -1936,13 +3476,13 @@
             <w:fldChar w:fldCharType="begin"/>
           </w:r>
           <w:r>
-            <w:instrText xml:space="preserve"> PAGEREF _Toc15625 \h </w:instrText>
+            <w:instrText xml:space="preserve"> PAGEREF _Toc6382 \h </w:instrText>
           </w:r>
           <w:r>
             <w:fldChar w:fldCharType="separate"/>
           </w:r>
           <w:r>
-            <w:t>9</w:t>
+            <w:t>10</w:t>
           </w:r>
           <w:r>
             <w:fldChar w:fldCharType="end"/>
@@ -1962,7 +3502,7 @@
             <w:fldChar w:fldCharType="begin"/>
           </w:r>
           <w:r>
-            <w:instrText xml:space="preserve"> HYPERLINK \l _Toc7773 </w:instrText>
+            <w:instrText xml:space="preserve"> HYPERLINK \l _Toc13216 </w:instrText>
           </w:r>
           <w:r>
             <w:fldChar w:fldCharType="separate"/>
@@ -1983,13 +3523,13 @@
             <w:fldChar w:fldCharType="begin"/>
           </w:r>
           <w:r>
-            <w:instrText xml:space="preserve"> PAGEREF _Toc7773 \h </w:instrText>
+            <w:instrText xml:space="preserve"> PAGEREF _Toc13216 \h </w:instrText>
           </w:r>
           <w:r>
             <w:fldChar w:fldCharType="separate"/>
           </w:r>
           <w:r>
-            <w:t>10</w:t>
+            <w:t>11</w:t>
           </w:r>
           <w:r>
             <w:fldChar w:fldCharType="end"/>
@@ -2009,7 +3549,7 @@
             <w:fldChar w:fldCharType="begin"/>
           </w:r>
           <w:r>
-            <w:instrText xml:space="preserve"> HYPERLINK \l _Toc7656 </w:instrText>
+            <w:instrText xml:space="preserve"> HYPERLINK \l _Toc8425 </w:instrText>
           </w:r>
           <w:r>
             <w:fldChar w:fldCharType="separate"/>
@@ -2030,13 +3570,13 @@
             <w:fldChar w:fldCharType="begin"/>
           </w:r>
           <w:r>
-            <w:instrText xml:space="preserve"> PAGEREF _Toc7656 \h </w:instrText>
+            <w:instrText xml:space="preserve"> PAGEREF _Toc8425 \h </w:instrText>
           </w:r>
           <w:r>
             <w:fldChar w:fldCharType="separate"/>
           </w:r>
           <w:r>
-            <w:t>10</w:t>
+            <w:t>11</w:t>
           </w:r>
           <w:r>
             <w:fldChar w:fldCharType="end"/>
@@ -2056,7 +3596,7 @@
             <w:fldChar w:fldCharType="begin"/>
           </w:r>
           <w:r>
-            <w:instrText xml:space="preserve"> HYPERLINK \l _Toc13663 </w:instrText>
+            <w:instrText xml:space="preserve"> HYPERLINK \l _Toc11047 </w:instrText>
           </w:r>
           <w:r>
             <w:fldChar w:fldCharType="separate"/>
@@ -2077,13 +3617,13 @@
             <w:fldChar w:fldCharType="begin"/>
           </w:r>
           <w:r>
-            <w:instrText xml:space="preserve"> PAGEREF _Toc13663 \h </w:instrText>
+            <w:instrText xml:space="preserve"> PAGEREF _Toc11047 \h </w:instrText>
           </w:r>
           <w:r>
             <w:fldChar w:fldCharType="separate"/>
           </w:r>
           <w:r>
-            <w:t>10</w:t>
+            <w:t>11</w:t>
           </w:r>
           <w:r>
             <w:fldChar w:fldCharType="end"/>
@@ -2103,7 +3643,7 @@
             <w:fldChar w:fldCharType="begin"/>
           </w:r>
           <w:r>
-            <w:instrText xml:space="preserve"> HYPERLINK \l _Toc27303 </w:instrText>
+            <w:instrText xml:space="preserve"> HYPERLINK \l _Toc14223 </w:instrText>
           </w:r>
           <w:r>
             <w:fldChar w:fldCharType="separate"/>
@@ -2124,54 +3664,7 @@
             <w:fldChar w:fldCharType="begin"/>
           </w:r>
           <w:r>
-            <w:instrText xml:space="preserve"> PAGEREF _Toc27303 \h </w:instrText>
-          </w:r>
-          <w:r>
-            <w:fldChar w:fldCharType="separate"/>
-          </w:r>
-          <w:r>
-            <w:t>10</w:t>
-          </w:r>
-          <w:r>
-            <w:fldChar w:fldCharType="end"/>
-          </w:r>
-          <w:r>
-            <w:fldChar w:fldCharType="end"/>
-          </w:r>
-        </w:p>
-        <w:p>
-          <w:pPr>
-            <w:pStyle w:val="22"/>
-            <w:tabs>
-              <w:tab w:val="right" w:leader="dot" w:pos="8305"/>
-            </w:tabs>
-          </w:pPr>
-          <w:r>
-            <w:fldChar w:fldCharType="begin"/>
-          </w:r>
-          <w:r>
-            <w:instrText xml:space="preserve"> HYPERLINK \l _Toc24059 </w:instrText>
-          </w:r>
-          <w:r>
-            <w:fldChar w:fldCharType="separate"/>
-          </w:r>
-          <w:r>
-            <w:rPr>
-              <w:rFonts w:hint="default"/>
-            </w:rPr>
-            <w:t xml:space="preserve">8. </w:t>
-          </w:r>
-          <w:r>
-            <w:t>附则</w:t>
-          </w:r>
-          <w:r>
-            <w:tab/>
-          </w:r>
-          <w:r>
-            <w:fldChar w:fldCharType="begin"/>
-          </w:r>
-          <w:r>
-            <w:instrText xml:space="preserve"> PAGEREF _Toc24059 \h </w:instrText>
+            <w:instrText xml:space="preserve"> PAGEREF _Toc14223 \h </w:instrText>
           </w:r>
           <w:r>
             <w:fldChar w:fldCharType="separate"/>
@@ -2216,13 +3709,13 @@
         <w:br w:type="page"/>
       </w:r>
       <w:bookmarkEnd w:id="1"/>
-      <w:bookmarkStart w:id="4" w:name="heading_1"/>
-      <w:bookmarkStart w:id="5" w:name="_Toc17347"/>
+      <w:bookmarkStart w:id="7" w:name="heading_1"/>
+      <w:bookmarkStart w:id="8" w:name="_Toc2134"/>
       <w:r>
         <w:t>目的</w:t>
       </w:r>
-      <w:bookmarkEnd w:id="4"/>
-      <w:bookmarkEnd w:id="5"/>
+      <w:bookmarkEnd w:id="7"/>
+      <w:bookmarkEnd w:id="8"/>
     </w:p>
     <w:p>
       <w:pPr>
@@ -2345,11 +3838,11 @@
         <w:snapToGrid w:val="0"/>
         <w:textAlignment w:val="baseline"/>
       </w:pPr>
-      <w:bookmarkStart w:id="6" w:name="_Toc29571"/>
+      <w:bookmarkStart w:id="9" w:name="_Toc28177"/>
       <w:r>
         <w:t>范围</w:t>
       </w:r>
-      <w:bookmarkEnd w:id="6"/>
+      <w:bookmarkEnd w:id="9"/>
     </w:p>
     <w:p>
       <w:pPr>
@@ -2499,13 +3992,13 @@
         <w:snapToGrid w:val="0"/>
         <w:textAlignment w:val="baseline"/>
       </w:pPr>
-      <w:bookmarkStart w:id="7" w:name="heading_3"/>
-      <w:bookmarkStart w:id="8" w:name="_Toc30972"/>
+      <w:bookmarkStart w:id="10" w:name="heading_3"/>
+      <w:bookmarkStart w:id="11" w:name="_Toc539"/>
       <w:r>
         <w:t>术语与定义</w:t>
       </w:r>
-      <w:bookmarkEnd w:id="7"/>
-      <w:bookmarkEnd w:id="8"/>
+      <w:bookmarkEnd w:id="10"/>
+      <w:bookmarkEnd w:id="11"/>
     </w:p>
     <w:tbl>
       <w:tblPr>
@@ -3069,13 +4562,13 @@
         <w:snapToGrid w:val="0"/>
         <w:textAlignment w:val="baseline"/>
       </w:pPr>
-      <w:bookmarkStart w:id="9" w:name="heading_4"/>
-      <w:bookmarkStart w:id="10" w:name="_Toc20754"/>
+      <w:bookmarkStart w:id="12" w:name="heading_4"/>
+      <w:bookmarkStart w:id="13" w:name="_Toc22141"/>
       <w:r>
         <w:t>职责与权限</w:t>
       </w:r>
-      <w:bookmarkEnd w:id="9"/>
-      <w:bookmarkEnd w:id="10"/>
+      <w:bookmarkEnd w:id="12"/>
+      <w:bookmarkEnd w:id="13"/>
     </w:p>
     <w:p>
       <w:pPr>
@@ -3095,7 +4588,7 @@
         <w:snapToGrid w:val="0"/>
         <w:textAlignment w:val="baseline"/>
       </w:pPr>
-      <w:bookmarkStart w:id="11" w:name="_Toc23354"/>
+      <w:bookmarkStart w:id="14" w:name="_Toc18245"/>
       <w:r>
         <w:rPr>
           <w:rFonts w:hint="eastAsia"/>
@@ -3103,7 +4596,7 @@
         </w:rPr>
         <w:t>运维部</w:t>
       </w:r>
-      <w:bookmarkEnd w:id="11"/>
+      <w:bookmarkEnd w:id="14"/>
     </w:p>
     <w:p>
       <w:pPr>
@@ -3231,7 +4724,7 @@
         <w:snapToGrid w:val="0"/>
         <w:textAlignment w:val="baseline"/>
       </w:pPr>
-      <w:bookmarkStart w:id="12" w:name="_Toc25016"/>
+      <w:bookmarkStart w:id="15" w:name="_Toc3285"/>
       <w:r>
         <w:rPr>
           <w:rFonts w:hint="eastAsia"/>
@@ -3239,7 +4732,7 @@
         </w:rPr>
         <w:t>研发部</w:t>
       </w:r>
-      <w:bookmarkEnd w:id="12"/>
+      <w:bookmarkEnd w:id="15"/>
     </w:p>
     <w:p>
       <w:pPr>
@@ -3340,7 +4833,7 @@
         <w:snapToGrid w:val="0"/>
         <w:textAlignment w:val="baseline"/>
       </w:pPr>
-      <w:bookmarkStart w:id="13" w:name="_Toc2767"/>
+      <w:bookmarkStart w:id="16" w:name="_Toc3927"/>
       <w:r>
         <w:rPr>
           <w:rFonts w:hint="eastAsia"/>
@@ -3348,7 +4841,7 @@
         </w:rPr>
         <w:t>服务台</w:t>
       </w:r>
-      <w:bookmarkEnd w:id="13"/>
+      <w:bookmarkEnd w:id="16"/>
     </w:p>
     <w:p>
       <w:pPr>
@@ -3459,13 +4952,13 @@
         <w:snapToGrid w:val="0"/>
         <w:textAlignment w:val="baseline"/>
       </w:pPr>
-      <w:bookmarkStart w:id="14" w:name="heading_8"/>
-      <w:bookmarkStart w:id="15" w:name="_Toc6015"/>
+      <w:bookmarkStart w:id="17" w:name="heading_8"/>
+      <w:bookmarkStart w:id="18" w:name="_Toc32108"/>
       <w:r>
         <w:t>采购部</w:t>
       </w:r>
-      <w:bookmarkEnd w:id="14"/>
-      <w:bookmarkEnd w:id="15"/>
+      <w:bookmarkEnd w:id="17"/>
+      <w:bookmarkEnd w:id="18"/>
     </w:p>
     <w:p>
       <w:pPr>
@@ -3539,7 +5032,7 @@
         <w:snapToGrid w:val="0"/>
         <w:textAlignment w:val="baseline"/>
       </w:pPr>
-      <w:bookmarkStart w:id="16" w:name="_Toc24705"/>
+      <w:bookmarkStart w:id="19" w:name="_Toc17615"/>
       <w:r>
         <w:rPr>
           <w:rFonts w:hint="eastAsia"/>
@@ -3547,7 +5040,7 @@
         </w:rPr>
         <w:t>总经理</w:t>
       </w:r>
-      <w:bookmarkEnd w:id="16"/>
+      <w:bookmarkEnd w:id="19"/>
     </w:p>
     <w:p>
       <w:pPr>
@@ -3648,13 +5141,13 @@
         <w:snapToGrid w:val="0"/>
         <w:textAlignment w:val="baseline"/>
       </w:pPr>
-      <w:bookmarkStart w:id="17" w:name="heading_10"/>
-      <w:bookmarkStart w:id="18" w:name="_Toc25463"/>
+      <w:bookmarkStart w:id="20" w:name="heading_10"/>
+      <w:bookmarkStart w:id="21" w:name="_Toc8816"/>
       <w:r>
         <w:t>容量管理流程</w:t>
       </w:r>
-      <w:bookmarkEnd w:id="17"/>
-      <w:bookmarkEnd w:id="18"/>
+      <w:bookmarkEnd w:id="20"/>
+      <w:bookmarkEnd w:id="21"/>
     </w:p>
     <w:p>
       <w:pPr>
@@ -3674,13 +5167,13 @@
         <w:snapToGrid w:val="0"/>
         <w:textAlignment w:val="baseline"/>
       </w:pPr>
-      <w:bookmarkStart w:id="19" w:name="heading_11"/>
-      <w:bookmarkStart w:id="20" w:name="_Toc32527"/>
+      <w:bookmarkStart w:id="22" w:name="heading_11"/>
+      <w:bookmarkStart w:id="23" w:name="_Toc29730"/>
       <w:r>
         <w:t>容量基准建立</w:t>
       </w:r>
-      <w:bookmarkEnd w:id="19"/>
-      <w:bookmarkEnd w:id="20"/>
+      <w:bookmarkEnd w:id="22"/>
+      <w:bookmarkEnd w:id="23"/>
     </w:p>
     <w:p>
       <w:pPr>
@@ -3837,13 +5330,13 @@
         <w:snapToGrid w:val="0"/>
         <w:textAlignment w:val="baseline"/>
       </w:pPr>
-      <w:bookmarkStart w:id="21" w:name="heading_12"/>
-      <w:bookmarkStart w:id="22" w:name="_Toc17293"/>
+      <w:bookmarkStart w:id="24" w:name="heading_12"/>
+      <w:bookmarkStart w:id="25" w:name="_Toc28026"/>
       <w:r>
         <w:t>容量监测</w:t>
       </w:r>
-      <w:bookmarkEnd w:id="21"/>
-      <w:bookmarkEnd w:id="22"/>
+      <w:bookmarkEnd w:id="24"/>
+      <w:bookmarkEnd w:id="25"/>
     </w:p>
     <w:p>
       <w:pPr>
@@ -3863,13 +5356,13 @@
         <w:snapToGrid w:val="0"/>
         <w:textAlignment w:val="baseline"/>
       </w:pPr>
-      <w:bookmarkStart w:id="23" w:name="heading_13"/>
-      <w:bookmarkStart w:id="24" w:name="_Toc25143"/>
+      <w:bookmarkStart w:id="26" w:name="heading_13"/>
+      <w:bookmarkStart w:id="27" w:name="_Toc27542"/>
       <w:r>
         <w:t>监测范围与指标</w:t>
       </w:r>
-      <w:bookmarkEnd w:id="23"/>
-      <w:bookmarkEnd w:id="24"/>
+      <w:bookmarkEnd w:id="26"/>
+      <w:bookmarkEnd w:id="27"/>
     </w:p>
     <w:p>
       <w:pPr>
@@ -5070,13 +6563,13 @@
         <w:snapToGrid w:val="0"/>
         <w:textAlignment w:val="baseline"/>
       </w:pPr>
-      <w:bookmarkStart w:id="25" w:name="heading_14"/>
-      <w:bookmarkStart w:id="26" w:name="_Toc27643"/>
+      <w:bookmarkStart w:id="28" w:name="heading_14"/>
+      <w:bookmarkStart w:id="29" w:name="_Toc21125"/>
       <w:r>
         <w:t>监测数据管理</w:t>
       </w:r>
-      <w:bookmarkEnd w:id="25"/>
-      <w:bookmarkEnd w:id="26"/>
+      <w:bookmarkEnd w:id="28"/>
+      <w:bookmarkEnd w:id="29"/>
     </w:p>
     <w:p>
       <w:pPr>
@@ -5209,13 +6702,13 @@
         <w:snapToGrid w:val="0"/>
         <w:textAlignment w:val="baseline"/>
       </w:pPr>
-      <w:bookmarkStart w:id="27" w:name="heading_15"/>
-      <w:bookmarkStart w:id="28" w:name="_Toc24282"/>
+      <w:bookmarkStart w:id="30" w:name="heading_15"/>
+      <w:bookmarkStart w:id="31" w:name="_Toc23262"/>
       <w:r>
         <w:t>容量预警与处置</w:t>
       </w:r>
-      <w:bookmarkEnd w:id="27"/>
-      <w:bookmarkEnd w:id="28"/>
+      <w:bookmarkEnd w:id="30"/>
+      <w:bookmarkEnd w:id="31"/>
     </w:p>
     <w:p>
       <w:pPr>
@@ -5235,13 +6728,13 @@
         <w:snapToGrid w:val="0"/>
         <w:textAlignment w:val="baseline"/>
       </w:pPr>
-      <w:bookmarkStart w:id="29" w:name="heading_16"/>
-      <w:bookmarkStart w:id="30" w:name="_Toc20842"/>
+      <w:bookmarkStart w:id="32" w:name="heading_16"/>
+      <w:bookmarkStart w:id="33" w:name="_Toc10132"/>
       <w:r>
         <w:t>预警分级</w:t>
       </w:r>
-      <w:bookmarkEnd w:id="29"/>
-      <w:bookmarkEnd w:id="30"/>
+      <w:bookmarkEnd w:id="32"/>
+      <w:bookmarkEnd w:id="33"/>
     </w:p>
     <w:p>
       <w:pPr>
@@ -5803,13 +7296,13 @@
         <w:snapToGrid w:val="0"/>
         <w:textAlignment w:val="baseline"/>
       </w:pPr>
-      <w:bookmarkStart w:id="31" w:name="heading_17"/>
-      <w:bookmarkStart w:id="32" w:name="_Toc25888"/>
+      <w:bookmarkStart w:id="34" w:name="heading_17"/>
+      <w:bookmarkStart w:id="35" w:name="_Toc30883"/>
       <w:r>
         <w:t>预警处置流程</w:t>
       </w:r>
-      <w:bookmarkEnd w:id="31"/>
-      <w:bookmarkEnd w:id="32"/>
+      <w:bookmarkEnd w:id="34"/>
+      <w:bookmarkEnd w:id="35"/>
     </w:p>
     <w:p>
       <w:pPr>
@@ -5979,13 +7472,13 @@
         <w:snapToGrid w:val="0"/>
         <w:textAlignment w:val="baseline"/>
       </w:pPr>
-      <w:bookmarkStart w:id="33" w:name="heading_18"/>
-      <w:bookmarkStart w:id="34" w:name="_Toc16641"/>
+      <w:bookmarkStart w:id="36" w:name="heading_18"/>
+      <w:bookmarkStart w:id="37" w:name="_Toc26257"/>
       <w:r>
         <w:t>容量分析与规划</w:t>
       </w:r>
-      <w:bookmarkEnd w:id="33"/>
-      <w:bookmarkEnd w:id="34"/>
+      <w:bookmarkEnd w:id="36"/>
+      <w:bookmarkEnd w:id="37"/>
     </w:p>
     <w:p>
       <w:pPr>
@@ -6005,13 +7498,13 @@
         <w:snapToGrid w:val="0"/>
         <w:textAlignment w:val="baseline"/>
       </w:pPr>
-      <w:bookmarkStart w:id="35" w:name="heading_19"/>
-      <w:bookmarkStart w:id="36" w:name="_Toc7366"/>
+      <w:bookmarkStart w:id="38" w:name="heading_19"/>
+      <w:bookmarkStart w:id="39" w:name="_Toc9576"/>
       <w:r>
         <w:t>定期分析</w:t>
       </w:r>
-      <w:bookmarkEnd w:id="35"/>
-      <w:bookmarkEnd w:id="36"/>
+      <w:bookmarkEnd w:id="38"/>
+      <w:bookmarkEnd w:id="39"/>
     </w:p>
     <w:p>
       <w:pPr>
@@ -6126,13 +7619,13 @@
         <w:snapToGrid w:val="0"/>
         <w:textAlignment w:val="baseline"/>
       </w:pPr>
-      <w:bookmarkStart w:id="37" w:name="heading_20"/>
-      <w:bookmarkStart w:id="38" w:name="_Toc24042"/>
+      <w:bookmarkStart w:id="40" w:name="heading_20"/>
+      <w:bookmarkStart w:id="41" w:name="_Toc2864"/>
       <w:r>
         <w:t>容量规划</w:t>
       </w:r>
-      <w:bookmarkEnd w:id="37"/>
-      <w:bookmarkEnd w:id="38"/>
+      <w:bookmarkEnd w:id="40"/>
+      <w:bookmarkEnd w:id="41"/>
     </w:p>
     <w:p>
       <w:pPr>
@@ -6301,13 +7794,13 @@
         <w:snapToGrid w:val="0"/>
         <w:textAlignment w:val="baseline"/>
       </w:pPr>
-      <w:bookmarkStart w:id="39" w:name="heading_21"/>
-      <w:bookmarkStart w:id="40" w:name="_Toc29967"/>
+      <w:bookmarkStart w:id="42" w:name="heading_21"/>
+      <w:bookmarkStart w:id="43" w:name="_Toc32354"/>
       <w:r>
         <w:t>容量优化与扩容</w:t>
       </w:r>
-      <w:bookmarkEnd w:id="39"/>
-      <w:bookmarkEnd w:id="40"/>
+      <w:bookmarkEnd w:id="42"/>
+      <w:bookmarkEnd w:id="43"/>
     </w:p>
     <w:p>
       <w:pPr>
@@ -6327,13 +7820,13 @@
         <w:snapToGrid w:val="0"/>
         <w:textAlignment w:val="baseline"/>
       </w:pPr>
-      <w:bookmarkStart w:id="41" w:name="heading_22"/>
-      <w:bookmarkStart w:id="42" w:name="_Toc22561"/>
+      <w:bookmarkStart w:id="44" w:name="heading_22"/>
+      <w:bookmarkStart w:id="45" w:name="_Toc21721"/>
       <w:r>
         <w:t>容量优化</w:t>
       </w:r>
-      <w:bookmarkEnd w:id="41"/>
-      <w:bookmarkEnd w:id="42"/>
+      <w:bookmarkEnd w:id="44"/>
+      <w:bookmarkEnd w:id="45"/>
     </w:p>
     <w:p>
       <w:pPr>
@@ -6515,13 +8008,13 @@
         <w:snapToGrid w:val="0"/>
         <w:textAlignment w:val="baseline"/>
       </w:pPr>
-      <w:bookmarkStart w:id="43" w:name="heading_23"/>
-      <w:bookmarkStart w:id="44" w:name="_Toc19678"/>
+      <w:bookmarkStart w:id="46" w:name="heading_23"/>
+      <w:bookmarkStart w:id="47" w:name="_Toc10303"/>
       <w:r>
         <w:t>容量扩容</w:t>
       </w:r>
-      <w:bookmarkEnd w:id="43"/>
-      <w:bookmarkEnd w:id="44"/>
+      <w:bookmarkEnd w:id="46"/>
+      <w:bookmarkEnd w:id="47"/>
     </w:p>
     <w:p>
       <w:pPr>
@@ -6723,26 +8216,26 @@
         <w:snapToGrid w:val="0"/>
         <w:textAlignment w:val="baseline"/>
       </w:pPr>
-      <w:bookmarkStart w:id="45" w:name="heading_24"/>
-      <w:bookmarkStart w:id="46" w:name="_Toc3709"/>
+      <w:bookmarkStart w:id="48" w:name="heading_24"/>
+      <w:bookmarkStart w:id="49" w:name="_Toc13536"/>
       <w:r>
         <w:t>考核与改进</w:t>
       </w:r>
-      <w:bookmarkEnd w:id="45"/>
-      <w:bookmarkEnd w:id="46"/>
+      <w:bookmarkEnd w:id="48"/>
+      <w:bookmarkEnd w:id="49"/>
     </w:p>
     <w:p>
       <w:pPr>
         <w:pStyle w:val="47"/>
         <w:bidi w:val="0"/>
       </w:pPr>
-      <w:bookmarkStart w:id="47" w:name="heading_25"/>
-      <w:bookmarkStart w:id="48" w:name="_Toc15625"/>
+      <w:bookmarkStart w:id="50" w:name="heading_25"/>
+      <w:bookmarkStart w:id="51" w:name="_Toc6382"/>
       <w:r>
         <w:t>考核指标</w:t>
       </w:r>
-      <w:bookmarkEnd w:id="47"/>
-      <w:bookmarkEnd w:id="48"/>
+      <w:bookmarkEnd w:id="50"/>
+      <w:bookmarkEnd w:id="51"/>
     </w:p>
     <w:p>
       <w:pPr>
@@ -6775,6 +8268,30 @@
       <w:r>
         <w:t>及相关部门绩效考核，核心指标如下：</w:t>
       </w:r>
+    </w:p>
+    <w:p>
+      <w:pPr>
+        <w:pStyle w:val="46"/>
+        <w:keepNext w:val="0"/>
+        <w:keepLines w:val="0"/>
+        <w:pageBreakBefore w:val="0"/>
+        <w:widowControl w:val="0"/>
+        <w:kinsoku w:val="0"/>
+        <w:wordWrap/>
+        <w:overflowPunct/>
+        <w:topLinePunct w:val="0"/>
+        <w:autoSpaceDE w:val="0"/>
+        <w:autoSpaceDN w:val="0"/>
+        <w:bidi w:val="0"/>
+        <w:adjustRightInd w:val="0"/>
+        <w:snapToGrid w:val="0"/>
+        <w:textAlignment w:val="baseline"/>
+      </w:pPr>
+      <w:r>
+        <w:br w:type="page"/>
+      </w:r>
+      <w:bookmarkStart w:id="60" w:name="_GoBack"/>
+      <w:bookmarkEnd w:id="60"/>
     </w:p>
     <w:tbl>
       <w:tblPr>
@@ -6813,6 +8330,12 @@
             <w:insideH w:val="single" w:color="auto" w:sz="4" w:space="0"/>
             <w:insideV w:val="single" w:color="auto" w:sz="4" w:space="0"/>
           </w:tblBorders>
+          <w:tblCellMar>
+            <w:top w:w="0" w:type="dxa"/>
+            <w:left w:w="10" w:type="dxa"/>
+            <w:bottom w:w="0" w:type="dxa"/>
+            <w:right w:w="10" w:type="dxa"/>
+          </w:tblCellMar>
         </w:tblPrEx>
         <w:trPr>
           <w:trHeight w:val="396" w:hRule="atLeast"/>
@@ -7138,13 +8661,13 @@
         <w:pStyle w:val="47"/>
         <w:bidi w:val="0"/>
       </w:pPr>
-      <w:bookmarkStart w:id="49" w:name="heading_26"/>
-      <w:bookmarkStart w:id="50" w:name="_Toc7773"/>
+      <w:bookmarkStart w:id="52" w:name="heading_26"/>
+      <w:bookmarkStart w:id="53" w:name="_Toc13216"/>
       <w:r>
         <w:t>持续改进</w:t>
       </w:r>
-      <w:bookmarkEnd w:id="49"/>
-      <w:bookmarkEnd w:id="50"/>
+      <w:bookmarkEnd w:id="52"/>
+      <w:bookmarkEnd w:id="53"/>
     </w:p>
     <w:p>
       <w:pPr>
@@ -7303,26 +8826,26 @@
         <w:snapToGrid w:val="0"/>
         <w:textAlignment w:val="baseline"/>
       </w:pPr>
-      <w:bookmarkStart w:id="51" w:name="heading_27"/>
-      <w:bookmarkStart w:id="52" w:name="_Toc7656"/>
+      <w:bookmarkStart w:id="54" w:name="heading_27"/>
+      <w:bookmarkStart w:id="55" w:name="_Toc8425"/>
       <w:r>
         <w:t>相关文件与记录</w:t>
       </w:r>
-      <w:bookmarkEnd w:id="51"/>
-      <w:bookmarkEnd w:id="52"/>
+      <w:bookmarkEnd w:id="54"/>
+      <w:bookmarkEnd w:id="55"/>
     </w:p>
     <w:p>
       <w:pPr>
         <w:pStyle w:val="47"/>
         <w:bidi w:val="0"/>
       </w:pPr>
-      <w:bookmarkStart w:id="53" w:name="heading_28"/>
-      <w:bookmarkStart w:id="54" w:name="_Toc13663"/>
+      <w:bookmarkStart w:id="56" w:name="heading_28"/>
+      <w:bookmarkStart w:id="57" w:name="_Toc11047"/>
       <w:r>
         <w:t>相关文件</w:t>
       </w:r>
-      <w:bookmarkEnd w:id="53"/>
-      <w:bookmarkEnd w:id="54"/>
+      <w:bookmarkEnd w:id="56"/>
+      <w:bookmarkEnd w:id="57"/>
     </w:p>
     <w:p>
       <w:pPr>
@@ -7417,13 +8940,13 @@
         <w:pStyle w:val="47"/>
         <w:bidi w:val="0"/>
       </w:pPr>
-      <w:bookmarkStart w:id="55" w:name="heading_29"/>
-      <w:bookmarkStart w:id="56" w:name="_Toc27303"/>
+      <w:bookmarkStart w:id="58" w:name="heading_29"/>
+      <w:bookmarkStart w:id="59" w:name="_Toc14223"/>
       <w:r>
         <w:t>相关记录</w:t>
       </w:r>
-      <w:bookmarkEnd w:id="55"/>
-      <w:bookmarkEnd w:id="56"/>
+      <w:bookmarkEnd w:id="58"/>
+      <w:bookmarkEnd w:id="59"/>
     </w:p>
     <w:p>
       <w:pPr>
@@ -7556,8 +9079,6 @@
       <w:r>
         <w:t>《容量扩容验收表》</w:t>
       </w:r>
-      <w:bookmarkStart w:id="57" w:name="_GoBack"/>
-      <w:bookmarkEnd w:id="57"/>
     </w:p>
     <w:sectPr>
       <w:headerReference r:id="rId5" w:type="default"/>
@@ -9004,6 +10525,21 @@
       <w:lang w:eastAsia="zh-CN"/>
     </w:rPr>
   </w:style>
+  <w:style w:type="table" w:customStyle="1" w:styleId="59">
+    <w:name w:val="Table Normal_0_0"/>
+    <w:semiHidden/>
+    <w:unhideWhenUsed/>
+    <w:qFormat/>
+    <w:uiPriority w:val="0"/>
+    <w:tblPr>
+      <w:tblCellMar>
+        <w:top w:w="0" w:type="dxa"/>
+        <w:left w:w="0" w:type="dxa"/>
+        <w:bottom w:w="0" w:type="dxa"/>
+        <w:right w:w="0" w:type="dxa"/>
+      </w:tblCellMar>
+    </w:tblPr>
+  </w:style>
 </w:styles>
 </file>
 
